--- a/server/assets/template_cnss.docx
+++ b/server/assets/template_cnss.docx
@@ -1733,6 +1733,555 @@
         <w:tab/>
       </w:r>
     </w:p>
+    <w:tbl>
+      <w:tblPr>
+        <w:tblStyle w:val="Grilledutableau"/>
+        <w:tblW w:w="10212" w:type="dxa"/>
+        <w:jc w:val="center"/>
+        <w:tblLayout w:type="fixed"/>
+        <w:tblLook w:val="04A0" w:firstRow="1" w:lastRow="0" w:firstColumn="1" w:lastColumn="0" w:noHBand="0" w:noVBand="1"/>
+      </w:tblPr>
+      <w:tblGrid>
+        <w:gridCol w:w="851"/>
+        <w:gridCol w:w="851"/>
+        <w:gridCol w:w="851"/>
+        <w:gridCol w:w="851"/>
+        <w:gridCol w:w="851"/>
+        <w:gridCol w:w="851"/>
+        <w:gridCol w:w="851"/>
+        <w:gridCol w:w="851"/>
+        <w:gridCol w:w="851"/>
+        <w:gridCol w:w="851"/>
+        <w:gridCol w:w="851"/>
+        <w:gridCol w:w="851"/>
+      </w:tblGrid>
+      <w:tr>
+        <w:trPr>
+          <w:jc w:val="center"/>
+        </w:trPr>
+        <w:tc>
+          <w:tcPr>
+            <w:tcW w:w="851" w:type="dxa"/>
+            <w:vAlign w:val="center"/>
+          </w:tcPr>
+          <w:p>
+            <w:pPr>
+              <w:pStyle w:val="Pieddepage"/>
+              <w:jc w:val="center"/>
+              <w:rPr>
+                <w:rFonts w:asciiTheme="majorBidi" w:hAnsiTheme="majorBidi" w:cstheme="majorBidi"/>
+                <w:sz w:val="20"/>
+                <w:szCs w:val="20"/>
+              </w:rPr>
+            </w:pPr>
+            <w:r>
+              <w:rPr>
+                <w:rFonts w:asciiTheme="majorBidi" w:hAnsiTheme="majorBidi" w:cstheme="majorBidi"/>
+                <w:sz w:val="20"/>
+                <w:szCs w:val="20"/>
+                <w:rtl/>
+              </w:rPr>
+              <w:t>المجموع</w:t>
+            </w:r>
+          </w:p>
+        </w:tc>
+        <w:tc>
+          <w:tcPr>
+            <w:tcW w:w="851" w:type="dxa"/>
+            <w:vAlign w:val="center"/>
+          </w:tcPr>
+          <w:p>
+            <w:pPr>
+              <w:pStyle w:val="Pieddepage"/>
+              <w:jc w:val="center"/>
+              <w:rPr>
+                <w:rFonts w:asciiTheme="majorBidi" w:hAnsiTheme="majorBidi" w:cstheme="majorBidi"/>
+                <w:sz w:val="20"/>
+                <w:szCs w:val="20"/>
+              </w:rPr>
+            </w:pPr>
+            <w:r>
+              <w:rPr>
+                <w:rFonts w:asciiTheme="majorBidi" w:hAnsiTheme="majorBidi" w:cstheme="majorBidi"/>
+                <w:sz w:val="20"/>
+                <w:szCs w:val="20"/>
+                <w:rtl/>
+              </w:rPr>
+              <w:t>البريد</w:t>
+            </w:r>
+          </w:p>
+        </w:tc>
+        <w:tc>
+          <w:tcPr>
+            <w:tcW w:w="851" w:type="dxa"/>
+            <w:vAlign w:val="center"/>
+          </w:tcPr>
+          <w:p>
+            <w:pPr>
+              <w:pStyle w:val="Pieddepage"/>
+              <w:jc w:val="center"/>
+              <w:rPr>
+                <w:rFonts w:asciiTheme="majorBidi" w:hAnsiTheme="majorBidi" w:cstheme="majorBidi"/>
+                <w:sz w:val="20"/>
+                <w:szCs w:val="20"/>
+              </w:rPr>
+            </w:pPr>
+            <w:r>
+              <w:rPr>
+                <w:rFonts w:asciiTheme="majorBidi" w:hAnsiTheme="majorBidi" w:cstheme="majorBidi"/>
+                <w:sz w:val="20"/>
+                <w:szCs w:val="20"/>
+                <w:rtl/>
+              </w:rPr>
+              <w:t>الترسيم</w:t>
+            </w:r>
+          </w:p>
+        </w:tc>
+        <w:tc>
+          <w:tcPr>
+            <w:tcW w:w="851" w:type="dxa"/>
+            <w:vAlign w:val="center"/>
+          </w:tcPr>
+          <w:p>
+            <w:pPr>
+              <w:pStyle w:val="Pieddepage"/>
+              <w:jc w:val="center"/>
+              <w:rPr>
+                <w:rFonts w:asciiTheme="majorBidi" w:hAnsiTheme="majorBidi" w:cstheme="majorBidi"/>
+                <w:sz w:val="20"/>
+                <w:szCs w:val="20"/>
+              </w:rPr>
+            </w:pPr>
+            <w:r>
+              <w:rPr>
+                <w:rFonts w:asciiTheme="majorBidi" w:hAnsiTheme="majorBidi" w:cstheme="majorBidi"/>
+                <w:sz w:val="20"/>
+                <w:szCs w:val="20"/>
+                <w:rtl/>
+              </w:rPr>
+              <w:t>التسجيل</w:t>
+            </w:r>
+          </w:p>
+        </w:tc>
+        <w:tc>
+          <w:tcPr>
+            <w:tcW w:w="851" w:type="dxa"/>
+            <w:vAlign w:val="center"/>
+          </w:tcPr>
+          <w:p>
+            <w:pPr>
+              <w:pStyle w:val="Pieddepage"/>
+              <w:jc w:val="center"/>
+              <w:rPr>
+                <w:rFonts w:asciiTheme="majorBidi" w:hAnsiTheme="majorBidi" w:cstheme="majorBidi"/>
+                <w:sz w:val="20"/>
+                <w:szCs w:val="20"/>
+              </w:rPr>
+            </w:pPr>
+            <w:r>
+              <w:rPr>
+                <w:rFonts w:asciiTheme="majorBidi" w:hAnsiTheme="majorBidi" w:cstheme="majorBidi"/>
+                <w:sz w:val="20"/>
+                <w:szCs w:val="20"/>
+                <w:rtl/>
+              </w:rPr>
+              <w:t>التنقل</w:t>
+            </w:r>
+          </w:p>
+        </w:tc>
+        <w:tc>
+          <w:tcPr>
+            <w:tcW w:w="851" w:type="dxa"/>
+            <w:vAlign w:val="center"/>
+          </w:tcPr>
+          <w:p>
+            <w:pPr>
+              <w:pStyle w:val="Pieddepage"/>
+              <w:jc w:val="center"/>
+              <w:rPr>
+                <w:rFonts w:asciiTheme="majorBidi" w:hAnsiTheme="majorBidi" w:cstheme="majorBidi"/>
+                <w:sz w:val="20"/>
+                <w:szCs w:val="20"/>
+              </w:rPr>
+            </w:pPr>
+            <w:r>
+              <w:rPr>
+                <w:rFonts w:asciiTheme="majorBidi" w:hAnsiTheme="majorBidi" w:cstheme="majorBidi"/>
+                <w:sz w:val="20"/>
+                <w:szCs w:val="20"/>
+                <w:rtl/>
+              </w:rPr>
+              <w:t>أ ق م</w:t>
+            </w:r>
+          </w:p>
+        </w:tc>
+        <w:tc>
+          <w:tcPr>
+            <w:tcW w:w="851" w:type="dxa"/>
+            <w:vAlign w:val="center"/>
+          </w:tcPr>
+          <w:p>
+            <w:pPr>
+              <w:pStyle w:val="Pieddepage"/>
+              <w:jc w:val="center"/>
+              <w:rPr>
+                <w:rFonts w:asciiTheme="majorBidi" w:hAnsiTheme="majorBidi" w:cstheme="majorBidi"/>
+                <w:sz w:val="20"/>
+                <w:szCs w:val="20"/>
+              </w:rPr>
+            </w:pPr>
+            <w:r>
+              <w:rPr>
+                <w:rFonts w:asciiTheme="majorBidi" w:hAnsiTheme="majorBidi" w:cstheme="majorBidi"/>
+                <w:sz w:val="20"/>
+                <w:szCs w:val="20"/>
+                <w:rtl/>
+              </w:rPr>
+              <w:t>نسخ الأوراق</w:t>
+            </w:r>
+          </w:p>
+        </w:tc>
+        <w:tc>
+          <w:tcPr>
+            <w:tcW w:w="851" w:type="dxa"/>
+            <w:vAlign w:val="center"/>
+          </w:tcPr>
+          <w:p>
+            <w:pPr>
+              <w:pStyle w:val="Pieddepage"/>
+              <w:jc w:val="center"/>
+              <w:rPr>
+                <w:rFonts w:asciiTheme="majorBidi" w:hAnsiTheme="majorBidi" w:cstheme="majorBidi"/>
+                <w:sz w:val="20"/>
+                <w:szCs w:val="20"/>
+              </w:rPr>
+            </w:pPr>
+            <w:r>
+              <w:rPr>
+                <w:rFonts w:asciiTheme="majorBidi" w:hAnsiTheme="majorBidi" w:cstheme="majorBidi"/>
+                <w:sz w:val="20"/>
+                <w:szCs w:val="20"/>
+                <w:rtl/>
+              </w:rPr>
+              <w:t>التوجه</w:t>
+            </w:r>
+          </w:p>
+        </w:tc>
+        <w:tc>
+          <w:tcPr>
+            <w:tcW w:w="851" w:type="dxa"/>
+            <w:vAlign w:val="center"/>
+          </w:tcPr>
+          <w:p>
+            <w:pPr>
+              <w:pStyle w:val="Pieddepage"/>
+              <w:jc w:val="center"/>
+              <w:rPr>
+                <w:rFonts w:asciiTheme="majorBidi" w:hAnsiTheme="majorBidi" w:cstheme="majorBidi"/>
+                <w:sz w:val="20"/>
+                <w:szCs w:val="20"/>
+              </w:rPr>
+            </w:pPr>
+            <w:r>
+              <w:rPr>
+                <w:rFonts w:asciiTheme="majorBidi" w:hAnsiTheme="majorBidi" w:cstheme="majorBidi"/>
+                <w:sz w:val="20"/>
+                <w:szCs w:val="20"/>
+                <w:rtl/>
+              </w:rPr>
+              <w:t>النسخة المكتبية</w:t>
+            </w:r>
+          </w:p>
+        </w:tc>
+        <w:tc>
+          <w:tcPr>
+            <w:tcW w:w="851" w:type="dxa"/>
+          </w:tcPr>
+          <w:p>
+            <w:pPr>
+              <w:pStyle w:val="Pieddepage"/>
+              <w:jc w:val="center"/>
+              <w:rPr>
+                <w:rFonts w:asciiTheme="majorBidi" w:hAnsiTheme="majorBidi" w:cstheme="majorBidi"/>
+                <w:sz w:val="20"/>
+                <w:szCs w:val="20"/>
+                <w:rtl/>
+              </w:rPr>
+            </w:pPr>
+            <w:r>
+              <w:rPr>
+                <w:rFonts w:asciiTheme="majorBidi" w:hAnsiTheme="majorBidi" w:cstheme="majorBidi" w:hint="cs"/>
+                <w:sz w:val="20"/>
+                <w:szCs w:val="20"/>
+                <w:rtl/>
+              </w:rPr>
+              <w:t>النسخة القانونية</w:t>
+            </w:r>
+          </w:p>
+        </w:tc>
+        <w:tc>
+          <w:tcPr>
+            <w:tcW w:w="851" w:type="dxa"/>
+            <w:vAlign w:val="center"/>
+          </w:tcPr>
+          <w:p>
+            <w:pPr>
+              <w:pStyle w:val="Pieddepage"/>
+              <w:jc w:val="center"/>
+              <w:rPr>
+                <w:rFonts w:asciiTheme="majorBidi" w:hAnsiTheme="majorBidi" w:cstheme="majorBidi"/>
+                <w:sz w:val="20"/>
+                <w:szCs w:val="20"/>
+              </w:rPr>
+            </w:pPr>
+            <w:r>
+              <w:rPr>
+                <w:rFonts w:asciiTheme="majorBidi" w:hAnsiTheme="majorBidi" w:cstheme="majorBidi"/>
+                <w:sz w:val="20"/>
+                <w:szCs w:val="20"/>
+                <w:rtl/>
+              </w:rPr>
+              <w:t>النظائر</w:t>
+            </w:r>
+          </w:p>
+        </w:tc>
+        <w:tc>
+          <w:tcPr>
+            <w:tcW w:w="851" w:type="dxa"/>
+            <w:vAlign w:val="center"/>
+          </w:tcPr>
+          <w:p>
+            <w:pPr>
+              <w:pStyle w:val="Pieddepage"/>
+              <w:jc w:val="center"/>
+              <w:rPr>
+                <w:rFonts w:asciiTheme="majorBidi" w:hAnsiTheme="majorBidi" w:cstheme="majorBidi"/>
+                <w:sz w:val="20"/>
+                <w:szCs w:val="20"/>
+              </w:rPr>
+            </w:pPr>
+            <w:r>
+              <w:rPr>
+                <w:rFonts w:asciiTheme="majorBidi" w:hAnsiTheme="majorBidi" w:cstheme="majorBidi"/>
+                <w:sz w:val="20"/>
+                <w:szCs w:val="20"/>
+                <w:rtl/>
+              </w:rPr>
+              <w:t>أصل المحضر</w:t>
+            </w:r>
+          </w:p>
+        </w:tc>
+      </w:tr>
+      <w:tr>
+        <w:trPr>
+          <w:jc w:val="center"/>
+        </w:trPr>
+        <w:tc>
+          <w:tcPr>
+            <w:tcW w:w="851" w:type="dxa"/>
+          </w:tcPr>
+          <w:p>
+            <w:pPr>
+              <w:pStyle w:val="Pieddepage"/>
+              <w:jc w:val="center"/>
+            </w:pPr>
+            <w:r>
+              <w:rPr>
+                <w:rFonts w:hint="cs"/>
+                <w:rtl/>
+              </w:rPr>
+              <w:t>{fee_total}</w:t>
+            </w:r>
+          </w:p>
+        </w:tc>
+        <w:tc>
+          <w:tcPr>
+            <w:tcW w:w="851" w:type="dxa"/>
+          </w:tcPr>
+          <w:p>
+            <w:pPr>
+              <w:pStyle w:val="Pieddepage"/>
+              <w:jc w:val="center"/>
+            </w:pPr>
+            <w:r>
+              <w:rPr>
+                <w:rFonts w:hint="cs"/>
+                <w:rtl/>
+              </w:rPr>
+              <w:t>{fee_post}</w:t>
+            </w:r>
+          </w:p>
+        </w:tc>
+        <w:tc>
+          <w:tcPr>
+            <w:tcW w:w="851" w:type="dxa"/>
+          </w:tcPr>
+          <w:p>
+            <w:pPr>
+              <w:pStyle w:val="Pieddepage"/>
+              <w:jc w:val="center"/>
+            </w:pPr>
+            <w:r>
+              <w:rPr>
+                <w:rFonts w:hint="cs"/>
+                <w:rtl/>
+              </w:rPr>
+              <w:t>{fee_stamp}</w:t>
+            </w:r>
+          </w:p>
+        </w:tc>
+        <w:tc>
+          <w:tcPr>
+            <w:tcW w:w="851" w:type="dxa"/>
+          </w:tcPr>
+          <w:p>
+            <w:pPr>
+              <w:pStyle w:val="Pieddepage"/>
+              <w:jc w:val="center"/>
+            </w:pPr>
+            <w:r>
+              <w:rPr>
+                <w:rFonts w:hint="cs"/>
+                <w:rtl/>
+              </w:rPr>
+              <w:t>{fee_registration}</w:t>
+            </w:r>
+          </w:p>
+        </w:tc>
+        <w:tc>
+          <w:tcPr>
+            <w:tcW w:w="851" w:type="dxa"/>
+          </w:tcPr>
+          <w:p>
+            <w:pPr>
+              <w:pStyle w:val="Pieddepage"/>
+              <w:jc w:val="center"/>
+            </w:pPr>
+            <w:r>
+              <w:rPr>
+                <w:rFonts w:hint="cs"/>
+                <w:rtl/>
+              </w:rPr>
+              <w:t>{fee_travel}</w:t>
+            </w:r>
+          </w:p>
+        </w:tc>
+        <w:tc>
+          <w:tcPr>
+            <w:tcW w:w="851" w:type="dxa"/>
+          </w:tcPr>
+          <w:p>
+            <w:pPr>
+              <w:pStyle w:val="Pieddepage"/>
+              <w:jc w:val="center"/>
+            </w:pPr>
+            <w:r>
+              <w:rPr>
+                <w:rFonts w:hint="cs"/>
+                <w:rtl/>
+              </w:rPr>
+              <w:t>{fee_aqm}</w:t>
+            </w:r>
+          </w:p>
+        </w:tc>
+        <w:tc>
+          <w:tcPr>
+            <w:tcW w:w="851" w:type="dxa"/>
+          </w:tcPr>
+          <w:p>
+            <w:pPr>
+              <w:pStyle w:val="Pieddepage"/>
+              <w:jc w:val="center"/>
+            </w:pPr>
+            <w:r>
+              <w:rPr>
+                <w:rFonts w:hint="cs"/>
+                <w:rtl/>
+              </w:rPr>
+              <w:t>{fee_copies}</w:t>
+            </w:r>
+          </w:p>
+        </w:tc>
+        <w:tc>
+          <w:tcPr>
+            <w:tcW w:w="851" w:type="dxa"/>
+          </w:tcPr>
+          <w:p>
+            <w:pPr>
+              <w:pStyle w:val="Pieddepage"/>
+              <w:jc w:val="center"/>
+            </w:pPr>
+            <w:r>
+              <w:rPr>
+                <w:rFonts w:hint="cs"/>
+                <w:rtl/>
+              </w:rPr>
+              <w:t>{fee_movement}</w:t>
+            </w:r>
+          </w:p>
+        </w:tc>
+        <w:tc>
+          <w:tcPr>
+            <w:tcW w:w="851" w:type="dxa"/>
+          </w:tcPr>
+          <w:p>
+            <w:pPr>
+              <w:pStyle w:val="Pieddepage"/>
+              <w:jc w:val="center"/>
+            </w:pPr>
+            <w:r>
+              <w:t>{fee_office_copy}</w:t>
+            </w:r>
+          </w:p>
+        </w:tc>
+        <w:tc>
+          <w:tcPr>
+            <w:tcW w:w="851" w:type="dxa"/>
+          </w:tcPr>
+          <w:p>
+            <w:pPr>
+              <w:pStyle w:val="Pieddepage"/>
+              <w:jc w:val="center"/>
+            </w:pPr>
+            <w:r>
+              <w:t>{fee_legal_copy}</w:t>
+            </w:r>
+          </w:p>
+        </w:tc>
+        <w:tc>
+          <w:tcPr>
+            <w:tcW w:w="851" w:type="dxa"/>
+          </w:tcPr>
+          <w:p>
+            <w:pPr>
+              <w:pStyle w:val="Pieddepage"/>
+              <w:jc w:val="center"/>
+            </w:pPr>
+            <w:r>
+              <w:rPr>
+                <w:rFonts w:hint="cs"/>
+                <w:rtl/>
+              </w:rPr>
+              <w:t>{fee_counterparts}</w:t>
+            </w:r>
+          </w:p>
+        </w:tc>
+        <w:tc>
+          <w:tcPr>
+            <w:tcW w:w="851" w:type="dxa"/>
+          </w:tcPr>
+          <w:p>
+            <w:pPr>
+              <w:pStyle w:val="Pieddepage"/>
+              <w:jc w:val="center"/>
+            </w:pPr>
+            <w:r>
+              <w:t>{fee_original}</w:t>
+            </w:r>
+          </w:p>
+        </w:tc>
+      </w:tr>
+    </w:tbl>
     <w:p>
       <w:r>
         <w:br w:type="page"/>

--- a/server/assets/template_cnss.docx
+++ b/server/assets/template_cnss.docx
@@ -154,7 +154,6 @@
                 <w:bCs/>
                 <w:sz w:val="24"/>
                 <w:szCs w:val="24"/>
-                <w:highlight w:val="yellow"/>
                 <w:u w:val="single"/>
                 <w:rtl/>
                 <w:lang w:bidi="ar-TN"/>
@@ -168,7 +167,6 @@
                 <w:bCs/>
                 <w:sz w:val="24"/>
                 <w:szCs w:val="24"/>
-                <w:highlight w:val="yellow"/>
                 <w:u w:val="single"/>
                 <w:rtl/>
                 <w:lang w:bidi="ar-TN"/>
@@ -1368,7 +1366,6 @@
                 <w:rFonts w:asciiTheme="majorBidi" w:hAnsiTheme="majorBidi" w:cstheme="majorBidi"/>
                 <w:sz w:val="24"/>
                 <w:szCs w:val="24"/>
-                <w:highlight w:val="yellow"/>
                 <w:rtl/>
                 <w:lang w:bidi="ar-TN"/>
               </w:rPr>
@@ -1434,7 +1431,6 @@
                 <w:rFonts w:asciiTheme="majorBidi" w:hAnsiTheme="majorBidi" w:cstheme="majorBidi"/>
                 <w:sz w:val="24"/>
                 <w:szCs w:val="24"/>
-                <w:highlight w:val="yellow"/>
                 <w:rtl/>
                 <w:lang w:bidi="ar-TN"/>
               </w:rPr>
@@ -1444,7 +1440,6 @@
                 <w:rFonts w:asciiTheme="majorBidi" w:hAnsiTheme="majorBidi" w:cstheme="majorBidi" w:hint="cs"/>
                 <w:sz w:val="24"/>
                 <w:szCs w:val="24"/>
-                <w:highlight w:val="yellow"/>
                 <w:rtl/>
                 <w:lang w:bidi="ar-TN"/>
               </w:rPr>

--- a/server/assets/template_cnss.docx
+++ b/server/assets/template_cnss.docx
@@ -2327,506 +2327,6 @@
 
 <file path=word/footer1.xml><?xml version="1.0" encoding="utf-8"?>
 <w:ftr xmlns:wpc="http://schemas.microsoft.com/office/word/2010/wordprocessingCanvas" xmlns:cx="http://schemas.microsoft.com/office/drawing/2014/chartex" xmlns:cx1="http://schemas.microsoft.com/office/drawing/2015/9/8/chartex" xmlns:cx2="http://schemas.microsoft.com/office/drawing/2015/10/21/chartex" xmlns:cx3="http://schemas.microsoft.com/office/drawing/2016/5/9/chartex" xmlns:cx4="http://schemas.microsoft.com/office/drawing/2016/5/10/chartex" xmlns:cx5="http://schemas.microsoft.com/office/drawing/2016/5/11/chartex" xmlns:cx6="http://schemas.microsoft.com/office/drawing/2016/5/12/chartex" xmlns:cx7="http://schemas.microsoft.com/office/drawing/2016/5/13/chartex" xmlns:cx8="http://schemas.microsoft.com/office/drawing/2016/5/14/chartex" xmlns:mc="http://schemas.openxmlformats.org/markup-compatibility/2006" xmlns:aink="http://schemas.microsoft.com/office/drawing/2016/ink" xmlns:am3d="http://schemas.microsoft.com/office/drawing/2017/model3d" xmlns:o="urn:schemas-microsoft-com:office:office" xmlns:oel="http://schemas.microsoft.com/office/2019/extlst" xmlns:r="http://schemas.openxmlformats.org/officeDocument/2006/relationships" xmlns:m="http://schemas.openxmlformats.org/officeDocument/2006/math" xmlns:v="urn:schemas-microsoft-com:vml" xmlns:wp14="http://schemas.microsoft.com/office/word/2010/wordprocessingDrawing" xmlns:wp="http://schemas.openxmlformats.org/drawingml/2006/wordprocessingDrawing" xmlns:w10="urn:schemas-microsoft-com:office:word" xmlns:w="http://schemas.openxmlformats.org/wordprocessingml/2006/main" xmlns:w14="http://schemas.microsoft.com/office/word/2010/wordml" xmlns:w15="http://schemas.microsoft.com/office/word/2012/wordml" xmlns:w16cex="http://schemas.microsoft.com/office/word/2018/wordml/cex" xmlns:w16cid="http://schemas.microsoft.com/office/word/2016/wordml/cid" xmlns:w16="http://schemas.microsoft.com/office/word/2018/wordml" xmlns:w16du="http://schemas.microsoft.com/office/word/2023/wordml/word16du" xmlns:w16sdtdh="http://schemas.microsoft.com/office/word/2020/wordml/sdtdatahash" xmlns:w16sdtfl="http://schemas.microsoft.com/office/word/2024/wordml/sdtformatlock" xmlns:w16se="http://schemas.microsoft.com/office/word/2015/wordml/symex" xmlns:wpg="http://schemas.microsoft.com/office/word/2010/wordprocessingGroup" xmlns:wpi="http://schemas.microsoft.com/office/word/2010/wordprocessingInk" xmlns:wne="http://schemas.microsoft.com/office/word/2006/wordml" xmlns:wps="http://schemas.microsoft.com/office/word/2010/wordprocessingShape" mc:Ignorable="w14 w15 w16se w16cid w16 w16cex w16sdtdh w16sdtfl w16du wp14">
-  <w:tbl>
-    <w:tblPr>
-      <w:tblStyle w:val="Grilledutableau"/>
-      <w:tblW w:w="10212" w:type="dxa"/>
-      <w:jc w:val="center"/>
-      <w:tblLayout w:type="fixed"/>
-      <w:tblLook w:val="04A0" w:firstRow="1" w:lastRow="0" w:firstColumn="1" w:lastColumn="0" w:noHBand="0" w:noVBand="1"/>
-    </w:tblPr>
-    <w:tblGrid>
-      <w:gridCol w:w="851"/>
-      <w:gridCol w:w="851"/>
-      <w:gridCol w:w="851"/>
-      <w:gridCol w:w="851"/>
-      <w:gridCol w:w="851"/>
-      <w:gridCol w:w="851"/>
-      <w:gridCol w:w="851"/>
-      <w:gridCol w:w="851"/>
-      <w:gridCol w:w="851"/>
-      <w:gridCol w:w="851"/>
-      <w:gridCol w:w="851"/>
-      <w:gridCol w:w="851"/>
-    </w:tblGrid>
-    <w:tr>
-      <w:trPr>
-        <w:jc w:val="center"/>
-      </w:trPr>
-      <w:tc>
-        <w:tcPr>
-          <w:tcW w:w="851" w:type="dxa"/>
-          <w:vAlign w:val="center"/>
-        </w:tcPr>
-        <w:p>
-          <w:pPr>
-            <w:pStyle w:val="Pieddepage"/>
-            <w:jc w:val="center"/>
-            <w:rPr>
-              <w:rFonts w:asciiTheme="majorBidi" w:hAnsiTheme="majorBidi" w:cstheme="majorBidi"/>
-              <w:sz w:val="20"/>
-              <w:szCs w:val="20"/>
-            </w:rPr>
-          </w:pPr>
-          <w:r>
-            <w:rPr>
-              <w:rFonts w:asciiTheme="majorBidi" w:hAnsiTheme="majorBidi" w:cstheme="majorBidi"/>
-              <w:sz w:val="20"/>
-              <w:szCs w:val="20"/>
-              <w:rtl/>
-            </w:rPr>
-            <w:t>المجموع</w:t>
-          </w:r>
-        </w:p>
-      </w:tc>
-      <w:tc>
-        <w:tcPr>
-          <w:tcW w:w="851" w:type="dxa"/>
-          <w:vAlign w:val="center"/>
-        </w:tcPr>
-        <w:p>
-          <w:pPr>
-            <w:pStyle w:val="Pieddepage"/>
-            <w:jc w:val="center"/>
-            <w:rPr>
-              <w:rFonts w:asciiTheme="majorBidi" w:hAnsiTheme="majorBidi" w:cstheme="majorBidi"/>
-              <w:sz w:val="20"/>
-              <w:szCs w:val="20"/>
-            </w:rPr>
-          </w:pPr>
-          <w:r>
-            <w:rPr>
-              <w:rFonts w:asciiTheme="majorBidi" w:hAnsiTheme="majorBidi" w:cstheme="majorBidi"/>
-              <w:sz w:val="20"/>
-              <w:szCs w:val="20"/>
-              <w:rtl/>
-            </w:rPr>
-            <w:t>البريد</w:t>
-          </w:r>
-        </w:p>
-      </w:tc>
-      <w:tc>
-        <w:tcPr>
-          <w:tcW w:w="851" w:type="dxa"/>
-          <w:vAlign w:val="center"/>
-        </w:tcPr>
-        <w:p>
-          <w:pPr>
-            <w:pStyle w:val="Pieddepage"/>
-            <w:jc w:val="center"/>
-            <w:rPr>
-              <w:rFonts w:asciiTheme="majorBidi" w:hAnsiTheme="majorBidi" w:cstheme="majorBidi"/>
-              <w:sz w:val="20"/>
-              <w:szCs w:val="20"/>
-            </w:rPr>
-          </w:pPr>
-          <w:r>
-            <w:rPr>
-              <w:rFonts w:asciiTheme="majorBidi" w:hAnsiTheme="majorBidi" w:cstheme="majorBidi"/>
-              <w:sz w:val="20"/>
-              <w:szCs w:val="20"/>
-              <w:rtl/>
-            </w:rPr>
-            <w:t>الترسيم</w:t>
-          </w:r>
-        </w:p>
-      </w:tc>
-      <w:tc>
-        <w:tcPr>
-          <w:tcW w:w="851" w:type="dxa"/>
-          <w:vAlign w:val="center"/>
-        </w:tcPr>
-        <w:p>
-          <w:pPr>
-            <w:pStyle w:val="Pieddepage"/>
-            <w:jc w:val="center"/>
-            <w:rPr>
-              <w:rFonts w:asciiTheme="majorBidi" w:hAnsiTheme="majorBidi" w:cstheme="majorBidi"/>
-              <w:sz w:val="20"/>
-              <w:szCs w:val="20"/>
-            </w:rPr>
-          </w:pPr>
-          <w:r>
-            <w:rPr>
-              <w:rFonts w:asciiTheme="majorBidi" w:hAnsiTheme="majorBidi" w:cstheme="majorBidi"/>
-              <w:sz w:val="20"/>
-              <w:szCs w:val="20"/>
-              <w:rtl/>
-            </w:rPr>
-            <w:t>التسجيل</w:t>
-          </w:r>
-        </w:p>
-      </w:tc>
-      <w:tc>
-        <w:tcPr>
-          <w:tcW w:w="851" w:type="dxa"/>
-          <w:vAlign w:val="center"/>
-        </w:tcPr>
-        <w:p>
-          <w:pPr>
-            <w:pStyle w:val="Pieddepage"/>
-            <w:jc w:val="center"/>
-            <w:rPr>
-              <w:rFonts w:asciiTheme="majorBidi" w:hAnsiTheme="majorBidi" w:cstheme="majorBidi"/>
-              <w:sz w:val="20"/>
-              <w:szCs w:val="20"/>
-            </w:rPr>
-          </w:pPr>
-          <w:r>
-            <w:rPr>
-              <w:rFonts w:asciiTheme="majorBidi" w:hAnsiTheme="majorBidi" w:cstheme="majorBidi"/>
-              <w:sz w:val="20"/>
-              <w:szCs w:val="20"/>
-              <w:rtl/>
-            </w:rPr>
-            <w:t>التنقل</w:t>
-          </w:r>
-        </w:p>
-      </w:tc>
-      <w:tc>
-        <w:tcPr>
-          <w:tcW w:w="851" w:type="dxa"/>
-          <w:vAlign w:val="center"/>
-        </w:tcPr>
-        <w:p>
-          <w:pPr>
-            <w:pStyle w:val="Pieddepage"/>
-            <w:jc w:val="center"/>
-            <w:rPr>
-              <w:rFonts w:asciiTheme="majorBidi" w:hAnsiTheme="majorBidi" w:cstheme="majorBidi"/>
-              <w:sz w:val="20"/>
-              <w:szCs w:val="20"/>
-            </w:rPr>
-          </w:pPr>
-          <w:r>
-            <w:rPr>
-              <w:rFonts w:asciiTheme="majorBidi" w:hAnsiTheme="majorBidi" w:cstheme="majorBidi"/>
-              <w:sz w:val="20"/>
-              <w:szCs w:val="20"/>
-              <w:rtl/>
-            </w:rPr>
-            <w:t>أ ق م</w:t>
-          </w:r>
-        </w:p>
-      </w:tc>
-      <w:tc>
-        <w:tcPr>
-          <w:tcW w:w="851" w:type="dxa"/>
-          <w:vAlign w:val="center"/>
-        </w:tcPr>
-        <w:p>
-          <w:pPr>
-            <w:pStyle w:val="Pieddepage"/>
-            <w:jc w:val="center"/>
-            <w:rPr>
-              <w:rFonts w:asciiTheme="majorBidi" w:hAnsiTheme="majorBidi" w:cstheme="majorBidi"/>
-              <w:sz w:val="20"/>
-              <w:szCs w:val="20"/>
-            </w:rPr>
-          </w:pPr>
-          <w:r>
-            <w:rPr>
-              <w:rFonts w:asciiTheme="majorBidi" w:hAnsiTheme="majorBidi" w:cstheme="majorBidi"/>
-              <w:sz w:val="20"/>
-              <w:szCs w:val="20"/>
-              <w:rtl/>
-            </w:rPr>
-            <w:t>نسخ الأوراق</w:t>
-          </w:r>
-        </w:p>
-      </w:tc>
-      <w:tc>
-        <w:tcPr>
-          <w:tcW w:w="851" w:type="dxa"/>
-          <w:vAlign w:val="center"/>
-        </w:tcPr>
-        <w:p>
-          <w:pPr>
-            <w:pStyle w:val="Pieddepage"/>
-            <w:jc w:val="center"/>
-            <w:rPr>
-              <w:rFonts w:asciiTheme="majorBidi" w:hAnsiTheme="majorBidi" w:cstheme="majorBidi"/>
-              <w:sz w:val="20"/>
-              <w:szCs w:val="20"/>
-            </w:rPr>
-          </w:pPr>
-          <w:r>
-            <w:rPr>
-              <w:rFonts w:asciiTheme="majorBidi" w:hAnsiTheme="majorBidi" w:cstheme="majorBidi"/>
-              <w:sz w:val="20"/>
-              <w:szCs w:val="20"/>
-              <w:rtl/>
-            </w:rPr>
-            <w:t>التوجه</w:t>
-          </w:r>
-        </w:p>
-      </w:tc>
-      <w:tc>
-        <w:tcPr>
-          <w:tcW w:w="851" w:type="dxa"/>
-          <w:vAlign w:val="center"/>
-        </w:tcPr>
-        <w:p>
-          <w:pPr>
-            <w:pStyle w:val="Pieddepage"/>
-            <w:jc w:val="center"/>
-            <w:rPr>
-              <w:rFonts w:asciiTheme="majorBidi" w:hAnsiTheme="majorBidi" w:cstheme="majorBidi"/>
-              <w:sz w:val="20"/>
-              <w:szCs w:val="20"/>
-            </w:rPr>
-          </w:pPr>
-          <w:r>
-            <w:rPr>
-              <w:rFonts w:asciiTheme="majorBidi" w:hAnsiTheme="majorBidi" w:cstheme="majorBidi"/>
-              <w:sz w:val="20"/>
-              <w:szCs w:val="20"/>
-              <w:rtl/>
-            </w:rPr>
-            <w:t>النسخة المكتبية</w:t>
-          </w:r>
-        </w:p>
-      </w:tc>
-      <w:tc>
-        <w:tcPr>
-          <w:tcW w:w="851" w:type="dxa"/>
-        </w:tcPr>
-        <w:p>
-          <w:pPr>
-            <w:pStyle w:val="Pieddepage"/>
-            <w:jc w:val="center"/>
-            <w:rPr>
-              <w:rFonts w:asciiTheme="majorBidi" w:hAnsiTheme="majorBidi" w:cstheme="majorBidi"/>
-              <w:sz w:val="20"/>
-              <w:szCs w:val="20"/>
-              <w:rtl/>
-            </w:rPr>
-          </w:pPr>
-          <w:r>
-            <w:rPr>
-              <w:rFonts w:asciiTheme="majorBidi" w:hAnsiTheme="majorBidi" w:cstheme="majorBidi" w:hint="cs"/>
-              <w:sz w:val="20"/>
-              <w:szCs w:val="20"/>
-              <w:rtl/>
-            </w:rPr>
-            <w:t>النسخة القانونية</w:t>
-          </w:r>
-        </w:p>
-      </w:tc>
-      <w:tc>
-        <w:tcPr>
-          <w:tcW w:w="851" w:type="dxa"/>
-          <w:vAlign w:val="center"/>
-        </w:tcPr>
-        <w:p>
-          <w:pPr>
-            <w:pStyle w:val="Pieddepage"/>
-            <w:jc w:val="center"/>
-            <w:rPr>
-              <w:rFonts w:asciiTheme="majorBidi" w:hAnsiTheme="majorBidi" w:cstheme="majorBidi"/>
-              <w:sz w:val="20"/>
-              <w:szCs w:val="20"/>
-            </w:rPr>
-          </w:pPr>
-          <w:r>
-            <w:rPr>
-              <w:rFonts w:asciiTheme="majorBidi" w:hAnsiTheme="majorBidi" w:cstheme="majorBidi"/>
-              <w:sz w:val="20"/>
-              <w:szCs w:val="20"/>
-              <w:rtl/>
-            </w:rPr>
-            <w:t>النظائر</w:t>
-          </w:r>
-        </w:p>
-      </w:tc>
-      <w:tc>
-        <w:tcPr>
-          <w:tcW w:w="851" w:type="dxa"/>
-          <w:vAlign w:val="center"/>
-        </w:tcPr>
-        <w:p>
-          <w:pPr>
-            <w:pStyle w:val="Pieddepage"/>
-            <w:jc w:val="center"/>
-            <w:rPr>
-              <w:rFonts w:asciiTheme="majorBidi" w:hAnsiTheme="majorBidi" w:cstheme="majorBidi"/>
-              <w:sz w:val="20"/>
-              <w:szCs w:val="20"/>
-            </w:rPr>
-          </w:pPr>
-          <w:r>
-            <w:rPr>
-              <w:rFonts w:asciiTheme="majorBidi" w:hAnsiTheme="majorBidi" w:cstheme="majorBidi"/>
-              <w:sz w:val="20"/>
-              <w:szCs w:val="20"/>
-              <w:rtl/>
-            </w:rPr>
-            <w:t>أصل المحضر</w:t>
-          </w:r>
-        </w:p>
-      </w:tc>
-    </w:tr>
-    <w:tr>
-      <w:trPr>
-        <w:jc w:val="center"/>
-      </w:trPr>
-      <w:tc>
-        <w:tcPr>
-          <w:tcW w:w="851" w:type="dxa"/>
-        </w:tcPr>
-        <w:p>
-          <w:pPr>
-            <w:pStyle w:val="Pieddepage"/>
-            <w:jc w:val="center"/>
-          </w:pPr>
-        </w:p>
-      </w:tc>
-      <w:tc>
-        <w:tcPr>
-          <w:tcW w:w="851" w:type="dxa"/>
-        </w:tcPr>
-        <w:p>
-          <w:pPr>
-            <w:pStyle w:val="Pieddepage"/>
-            <w:jc w:val="center"/>
-          </w:pPr>
-        </w:p>
-      </w:tc>
-      <w:tc>
-        <w:tcPr>
-          <w:tcW w:w="851" w:type="dxa"/>
-        </w:tcPr>
-        <w:p>
-          <w:pPr>
-            <w:pStyle w:val="Pieddepage"/>
-            <w:jc w:val="center"/>
-          </w:pPr>
-          <w:r>
-            <w:rPr>
-              <w:rFonts w:hint="cs"/>
-              <w:rtl/>
-            </w:rPr>
-            <w:t>200</w:t>
-          </w:r>
-        </w:p>
-      </w:tc>
-      <w:tc>
-        <w:tcPr>
-          <w:tcW w:w="851" w:type="dxa"/>
-        </w:tcPr>
-        <w:p>
-          <w:pPr>
-            <w:pStyle w:val="Pieddepage"/>
-            <w:jc w:val="center"/>
-          </w:pPr>
-          <w:r>
-            <w:rPr>
-              <w:rFonts w:hint="cs"/>
-              <w:rtl/>
-            </w:rPr>
-            <w:t>30000</w:t>
-          </w:r>
-        </w:p>
-      </w:tc>
-      <w:tc>
-        <w:tcPr>
-          <w:tcW w:w="851" w:type="dxa"/>
-        </w:tcPr>
-        <w:p>
-          <w:pPr>
-            <w:pStyle w:val="Pieddepage"/>
-            <w:jc w:val="center"/>
-          </w:pPr>
-        </w:p>
-      </w:tc>
-      <w:tc>
-        <w:tcPr>
-          <w:tcW w:w="851" w:type="dxa"/>
-        </w:tcPr>
-        <w:p>
-          <w:pPr>
-            <w:pStyle w:val="Pieddepage"/>
-            <w:jc w:val="center"/>
-          </w:pPr>
-        </w:p>
-      </w:tc>
-      <w:tc>
-        <w:tcPr>
-          <w:tcW w:w="851" w:type="dxa"/>
-        </w:tcPr>
-        <w:p>
-          <w:pPr>
-            <w:pStyle w:val="Pieddepage"/>
-            <w:jc w:val="center"/>
-          </w:pPr>
-        </w:p>
-      </w:tc>
-      <w:tc>
-        <w:tcPr>
-          <w:tcW w:w="851" w:type="dxa"/>
-        </w:tcPr>
-        <w:p>
-          <w:pPr>
-            <w:pStyle w:val="Pieddepage"/>
-            <w:jc w:val="center"/>
-          </w:pPr>
-        </w:p>
-      </w:tc>
-      <w:tc>
-        <w:tcPr>
-          <w:tcW w:w="851" w:type="dxa"/>
-        </w:tcPr>
-        <w:p>
-          <w:pPr>
-            <w:pStyle w:val="Pieddepage"/>
-            <w:jc w:val="center"/>
-          </w:pPr>
-          <w:r>
-            <w:t>10 000</w:t>
-          </w:r>
-        </w:p>
-      </w:tc>
-      <w:tc>
-        <w:tcPr>
-          <w:tcW w:w="851" w:type="dxa"/>
-        </w:tcPr>
-        <w:p>
-          <w:pPr>
-            <w:pStyle w:val="Pieddepage"/>
-            <w:jc w:val="center"/>
-          </w:pPr>
-          <w:r>
-            <w:t>10 000</w:t>
-          </w:r>
-        </w:p>
-      </w:tc>
-      <w:tc>
-        <w:tcPr>
-          <w:tcW w:w="851" w:type="dxa"/>
-        </w:tcPr>
-        <w:p>
-          <w:pPr>
-            <w:pStyle w:val="Pieddepage"/>
-            <w:jc w:val="center"/>
-          </w:pPr>
-        </w:p>
-      </w:tc>
-      <w:tc>
-        <w:tcPr>
-          <w:tcW w:w="851" w:type="dxa"/>
-        </w:tcPr>
-        <w:p>
-          <w:pPr>
-            <w:pStyle w:val="Pieddepage"/>
-            <w:jc w:val="center"/>
-          </w:pPr>
-          <w:r>
-            <w:t>30 000</w:t>
-          </w:r>
-        </w:p>
-      </w:tc>
-    </w:tr>
-  </w:tbl>
   <w:p>
     <w:pPr>
       <w:pStyle w:val="Pieddepage"/>

--- a/server/assets/template_cnss.docx
+++ b/server/assets/template_cnss.docx
@@ -1731,6 +1731,7 @@
     <w:tbl>
       <w:tblPr>
         <w:tblStyle w:val="Grilledutableau"/>
+        <w:tblpPr w:leftFromText="180" w:rightFromText="180" w:vertAnchor="margin" w:horzAnchor="margin" w:tblpXSpec="center" w:tblpYSpec="bottom"/>
         <w:tblW w:w="10212" w:type="dxa"/>
         <w:jc w:val="center"/>
         <w:tblLayout w:type="fixed"/>

--- a/server/assets/template_cnss.docx
+++ b/server/assets/template_cnss.docx
@@ -1731,7 +1731,6 @@
     <w:tbl>
       <w:tblPr>
         <w:tblStyle w:val="Grilledutableau"/>
-        <w:tblpPr w:leftFromText="180" w:rightFromText="180" w:vertAnchor="margin" w:horzAnchor="margin" w:tblpXSpec="center" w:tblpYSpec="bottom"/>
         <w:tblW w:w="10212" w:type="dxa"/>
         <w:jc w:val="center"/>
         <w:tblLayout w:type="fixed"/>
@@ -1753,6 +1752,7 @@
       </w:tblGrid>
       <w:tr>
         <w:trPr>
+          <w:cantSplit/>
           <w:jc w:val="center"/>
         </w:trPr>
         <w:tc>
@@ -1763,6 +1763,7 @@
           <w:p>
             <w:pPr>
               <w:pStyle w:val="Pieddepage"/>
+              <w:keepNext/>
               <w:jc w:val="center"/>
               <w:rPr>
                 <w:rFonts w:asciiTheme="majorBidi" w:hAnsiTheme="majorBidi" w:cstheme="majorBidi"/>
@@ -1789,6 +1790,7 @@
           <w:p>
             <w:pPr>
               <w:pStyle w:val="Pieddepage"/>
+              <w:keepNext/>
               <w:jc w:val="center"/>
               <w:rPr>
                 <w:rFonts w:asciiTheme="majorBidi" w:hAnsiTheme="majorBidi" w:cstheme="majorBidi"/>
@@ -1815,6 +1817,7 @@
           <w:p>
             <w:pPr>
               <w:pStyle w:val="Pieddepage"/>
+              <w:keepNext/>
               <w:jc w:val="center"/>
               <w:rPr>
                 <w:rFonts w:asciiTheme="majorBidi" w:hAnsiTheme="majorBidi" w:cstheme="majorBidi"/>
@@ -1841,6 +1844,7 @@
           <w:p>
             <w:pPr>
               <w:pStyle w:val="Pieddepage"/>
+              <w:keepNext/>
               <w:jc w:val="center"/>
               <w:rPr>
                 <w:rFonts w:asciiTheme="majorBidi" w:hAnsiTheme="majorBidi" w:cstheme="majorBidi"/>
@@ -1867,6 +1871,7 @@
           <w:p>
             <w:pPr>
               <w:pStyle w:val="Pieddepage"/>
+              <w:keepNext/>
               <w:jc w:val="center"/>
               <w:rPr>
                 <w:rFonts w:asciiTheme="majorBidi" w:hAnsiTheme="majorBidi" w:cstheme="majorBidi"/>
@@ -1893,6 +1898,7 @@
           <w:p>
             <w:pPr>
               <w:pStyle w:val="Pieddepage"/>
+              <w:keepNext/>
               <w:jc w:val="center"/>
               <w:rPr>
                 <w:rFonts w:asciiTheme="majorBidi" w:hAnsiTheme="majorBidi" w:cstheme="majorBidi"/>
@@ -1919,6 +1925,7 @@
           <w:p>
             <w:pPr>
               <w:pStyle w:val="Pieddepage"/>
+              <w:keepNext/>
               <w:jc w:val="center"/>
               <w:rPr>
                 <w:rFonts w:asciiTheme="majorBidi" w:hAnsiTheme="majorBidi" w:cstheme="majorBidi"/>
@@ -1945,6 +1952,7 @@
           <w:p>
             <w:pPr>
               <w:pStyle w:val="Pieddepage"/>
+              <w:keepNext/>
               <w:jc w:val="center"/>
               <w:rPr>
                 <w:rFonts w:asciiTheme="majorBidi" w:hAnsiTheme="majorBidi" w:cstheme="majorBidi"/>
@@ -1971,6 +1979,7 @@
           <w:p>
             <w:pPr>
               <w:pStyle w:val="Pieddepage"/>
+              <w:keepNext/>
               <w:jc w:val="center"/>
               <w:rPr>
                 <w:rFonts w:asciiTheme="majorBidi" w:hAnsiTheme="majorBidi" w:cstheme="majorBidi"/>
@@ -1996,6 +2005,7 @@
           <w:p>
             <w:pPr>
               <w:pStyle w:val="Pieddepage"/>
+              <w:keepNext/>
               <w:jc w:val="center"/>
               <w:rPr>
                 <w:rFonts w:asciiTheme="majorBidi" w:hAnsiTheme="majorBidi" w:cstheme="majorBidi"/>
@@ -2023,6 +2033,7 @@
           <w:p>
             <w:pPr>
               <w:pStyle w:val="Pieddepage"/>
+              <w:keepNext/>
               <w:jc w:val="center"/>
               <w:rPr>
                 <w:rFonts w:asciiTheme="majorBidi" w:hAnsiTheme="majorBidi" w:cstheme="majorBidi"/>
@@ -2049,6 +2060,7 @@
           <w:p>
             <w:pPr>
               <w:pStyle w:val="Pieddepage"/>
+              <w:keepNext/>
               <w:jc w:val="center"/>
               <w:rPr>
                 <w:rFonts w:asciiTheme="majorBidi" w:hAnsiTheme="majorBidi" w:cstheme="majorBidi"/>
@@ -2070,6 +2082,7 @@
       </w:tr>
       <w:tr>
         <w:trPr>
+          <w:cantSplit/>
           <w:jc w:val="center"/>
         </w:trPr>
         <w:tc>

--- a/server/assets/template_cnss.docx
+++ b/server/assets/template_cnss.docx
@@ -1728,569 +1728,6 @@
         <w:tab/>
       </w:r>
     </w:p>
-    <w:tbl>
-      <w:tblPr>
-        <w:tblStyle w:val="Grilledutableau"/>
-        <w:tblW w:w="10212" w:type="dxa"/>
-        <w:jc w:val="center"/>
-        <w:tblLayout w:type="fixed"/>
-        <w:tblLook w:val="04A0" w:firstRow="1" w:lastRow="0" w:firstColumn="1" w:lastColumn="0" w:noHBand="0" w:noVBand="1"/>
-      </w:tblPr>
-      <w:tblGrid>
-        <w:gridCol w:w="851"/>
-        <w:gridCol w:w="851"/>
-        <w:gridCol w:w="851"/>
-        <w:gridCol w:w="851"/>
-        <w:gridCol w:w="851"/>
-        <w:gridCol w:w="851"/>
-        <w:gridCol w:w="851"/>
-        <w:gridCol w:w="851"/>
-        <w:gridCol w:w="851"/>
-        <w:gridCol w:w="851"/>
-        <w:gridCol w:w="851"/>
-        <w:gridCol w:w="851"/>
-      </w:tblGrid>
-      <w:tr>
-        <w:trPr>
-          <w:cantSplit/>
-          <w:jc w:val="center"/>
-        </w:trPr>
-        <w:tc>
-          <w:tcPr>
-            <w:tcW w:w="851" w:type="dxa"/>
-            <w:vAlign w:val="center"/>
-          </w:tcPr>
-          <w:p>
-            <w:pPr>
-              <w:pStyle w:val="Pieddepage"/>
-              <w:keepNext/>
-              <w:jc w:val="center"/>
-              <w:rPr>
-                <w:rFonts w:asciiTheme="majorBidi" w:hAnsiTheme="majorBidi" w:cstheme="majorBidi"/>
-                <w:sz w:val="20"/>
-                <w:szCs w:val="20"/>
-              </w:rPr>
-            </w:pPr>
-            <w:r>
-              <w:rPr>
-                <w:rFonts w:asciiTheme="majorBidi" w:hAnsiTheme="majorBidi" w:cstheme="majorBidi"/>
-                <w:sz w:val="20"/>
-                <w:szCs w:val="20"/>
-                <w:rtl/>
-              </w:rPr>
-              <w:t>المجموع</w:t>
-            </w:r>
-          </w:p>
-        </w:tc>
-        <w:tc>
-          <w:tcPr>
-            <w:tcW w:w="851" w:type="dxa"/>
-            <w:vAlign w:val="center"/>
-          </w:tcPr>
-          <w:p>
-            <w:pPr>
-              <w:pStyle w:val="Pieddepage"/>
-              <w:keepNext/>
-              <w:jc w:val="center"/>
-              <w:rPr>
-                <w:rFonts w:asciiTheme="majorBidi" w:hAnsiTheme="majorBidi" w:cstheme="majorBidi"/>
-                <w:sz w:val="20"/>
-                <w:szCs w:val="20"/>
-              </w:rPr>
-            </w:pPr>
-            <w:r>
-              <w:rPr>
-                <w:rFonts w:asciiTheme="majorBidi" w:hAnsiTheme="majorBidi" w:cstheme="majorBidi"/>
-                <w:sz w:val="20"/>
-                <w:szCs w:val="20"/>
-                <w:rtl/>
-              </w:rPr>
-              <w:t>البريد</w:t>
-            </w:r>
-          </w:p>
-        </w:tc>
-        <w:tc>
-          <w:tcPr>
-            <w:tcW w:w="851" w:type="dxa"/>
-            <w:vAlign w:val="center"/>
-          </w:tcPr>
-          <w:p>
-            <w:pPr>
-              <w:pStyle w:val="Pieddepage"/>
-              <w:keepNext/>
-              <w:jc w:val="center"/>
-              <w:rPr>
-                <w:rFonts w:asciiTheme="majorBidi" w:hAnsiTheme="majorBidi" w:cstheme="majorBidi"/>
-                <w:sz w:val="20"/>
-                <w:szCs w:val="20"/>
-              </w:rPr>
-            </w:pPr>
-            <w:r>
-              <w:rPr>
-                <w:rFonts w:asciiTheme="majorBidi" w:hAnsiTheme="majorBidi" w:cstheme="majorBidi"/>
-                <w:sz w:val="20"/>
-                <w:szCs w:val="20"/>
-                <w:rtl/>
-              </w:rPr>
-              <w:t>الترسيم</w:t>
-            </w:r>
-          </w:p>
-        </w:tc>
-        <w:tc>
-          <w:tcPr>
-            <w:tcW w:w="851" w:type="dxa"/>
-            <w:vAlign w:val="center"/>
-          </w:tcPr>
-          <w:p>
-            <w:pPr>
-              <w:pStyle w:val="Pieddepage"/>
-              <w:keepNext/>
-              <w:jc w:val="center"/>
-              <w:rPr>
-                <w:rFonts w:asciiTheme="majorBidi" w:hAnsiTheme="majorBidi" w:cstheme="majorBidi"/>
-                <w:sz w:val="20"/>
-                <w:szCs w:val="20"/>
-              </w:rPr>
-            </w:pPr>
-            <w:r>
-              <w:rPr>
-                <w:rFonts w:asciiTheme="majorBidi" w:hAnsiTheme="majorBidi" w:cstheme="majorBidi"/>
-                <w:sz w:val="20"/>
-                <w:szCs w:val="20"/>
-                <w:rtl/>
-              </w:rPr>
-              <w:t>التسجيل</w:t>
-            </w:r>
-          </w:p>
-        </w:tc>
-        <w:tc>
-          <w:tcPr>
-            <w:tcW w:w="851" w:type="dxa"/>
-            <w:vAlign w:val="center"/>
-          </w:tcPr>
-          <w:p>
-            <w:pPr>
-              <w:pStyle w:val="Pieddepage"/>
-              <w:keepNext/>
-              <w:jc w:val="center"/>
-              <w:rPr>
-                <w:rFonts w:asciiTheme="majorBidi" w:hAnsiTheme="majorBidi" w:cstheme="majorBidi"/>
-                <w:sz w:val="20"/>
-                <w:szCs w:val="20"/>
-              </w:rPr>
-            </w:pPr>
-            <w:r>
-              <w:rPr>
-                <w:rFonts w:asciiTheme="majorBidi" w:hAnsiTheme="majorBidi" w:cstheme="majorBidi"/>
-                <w:sz w:val="20"/>
-                <w:szCs w:val="20"/>
-                <w:rtl/>
-              </w:rPr>
-              <w:t>التنقل</w:t>
-            </w:r>
-          </w:p>
-        </w:tc>
-        <w:tc>
-          <w:tcPr>
-            <w:tcW w:w="851" w:type="dxa"/>
-            <w:vAlign w:val="center"/>
-          </w:tcPr>
-          <w:p>
-            <w:pPr>
-              <w:pStyle w:val="Pieddepage"/>
-              <w:keepNext/>
-              <w:jc w:val="center"/>
-              <w:rPr>
-                <w:rFonts w:asciiTheme="majorBidi" w:hAnsiTheme="majorBidi" w:cstheme="majorBidi"/>
-                <w:sz w:val="20"/>
-                <w:szCs w:val="20"/>
-              </w:rPr>
-            </w:pPr>
-            <w:r>
-              <w:rPr>
-                <w:rFonts w:asciiTheme="majorBidi" w:hAnsiTheme="majorBidi" w:cstheme="majorBidi"/>
-                <w:sz w:val="20"/>
-                <w:szCs w:val="20"/>
-                <w:rtl/>
-              </w:rPr>
-              <w:t>أ ق م</w:t>
-            </w:r>
-          </w:p>
-        </w:tc>
-        <w:tc>
-          <w:tcPr>
-            <w:tcW w:w="851" w:type="dxa"/>
-            <w:vAlign w:val="center"/>
-          </w:tcPr>
-          <w:p>
-            <w:pPr>
-              <w:pStyle w:val="Pieddepage"/>
-              <w:keepNext/>
-              <w:jc w:val="center"/>
-              <w:rPr>
-                <w:rFonts w:asciiTheme="majorBidi" w:hAnsiTheme="majorBidi" w:cstheme="majorBidi"/>
-                <w:sz w:val="20"/>
-                <w:szCs w:val="20"/>
-              </w:rPr>
-            </w:pPr>
-            <w:r>
-              <w:rPr>
-                <w:rFonts w:asciiTheme="majorBidi" w:hAnsiTheme="majorBidi" w:cstheme="majorBidi"/>
-                <w:sz w:val="20"/>
-                <w:szCs w:val="20"/>
-                <w:rtl/>
-              </w:rPr>
-              <w:t>نسخ الأوراق</w:t>
-            </w:r>
-          </w:p>
-        </w:tc>
-        <w:tc>
-          <w:tcPr>
-            <w:tcW w:w="851" w:type="dxa"/>
-            <w:vAlign w:val="center"/>
-          </w:tcPr>
-          <w:p>
-            <w:pPr>
-              <w:pStyle w:val="Pieddepage"/>
-              <w:keepNext/>
-              <w:jc w:val="center"/>
-              <w:rPr>
-                <w:rFonts w:asciiTheme="majorBidi" w:hAnsiTheme="majorBidi" w:cstheme="majorBidi"/>
-                <w:sz w:val="20"/>
-                <w:szCs w:val="20"/>
-              </w:rPr>
-            </w:pPr>
-            <w:r>
-              <w:rPr>
-                <w:rFonts w:asciiTheme="majorBidi" w:hAnsiTheme="majorBidi" w:cstheme="majorBidi"/>
-                <w:sz w:val="20"/>
-                <w:szCs w:val="20"/>
-                <w:rtl/>
-              </w:rPr>
-              <w:t>التوجه</w:t>
-            </w:r>
-          </w:p>
-        </w:tc>
-        <w:tc>
-          <w:tcPr>
-            <w:tcW w:w="851" w:type="dxa"/>
-            <w:vAlign w:val="center"/>
-          </w:tcPr>
-          <w:p>
-            <w:pPr>
-              <w:pStyle w:val="Pieddepage"/>
-              <w:keepNext/>
-              <w:jc w:val="center"/>
-              <w:rPr>
-                <w:rFonts w:asciiTheme="majorBidi" w:hAnsiTheme="majorBidi" w:cstheme="majorBidi"/>
-                <w:sz w:val="20"/>
-                <w:szCs w:val="20"/>
-              </w:rPr>
-            </w:pPr>
-            <w:r>
-              <w:rPr>
-                <w:rFonts w:asciiTheme="majorBidi" w:hAnsiTheme="majorBidi" w:cstheme="majorBidi"/>
-                <w:sz w:val="20"/>
-                <w:szCs w:val="20"/>
-                <w:rtl/>
-              </w:rPr>
-              <w:t>النسخة المكتبية</w:t>
-            </w:r>
-          </w:p>
-        </w:tc>
-        <w:tc>
-          <w:tcPr>
-            <w:tcW w:w="851" w:type="dxa"/>
-          </w:tcPr>
-          <w:p>
-            <w:pPr>
-              <w:pStyle w:val="Pieddepage"/>
-              <w:keepNext/>
-              <w:jc w:val="center"/>
-              <w:rPr>
-                <w:rFonts w:asciiTheme="majorBidi" w:hAnsiTheme="majorBidi" w:cstheme="majorBidi"/>
-                <w:sz w:val="20"/>
-                <w:szCs w:val="20"/>
-                <w:rtl/>
-              </w:rPr>
-            </w:pPr>
-            <w:r>
-              <w:rPr>
-                <w:rFonts w:asciiTheme="majorBidi" w:hAnsiTheme="majorBidi" w:cstheme="majorBidi" w:hint="cs"/>
-                <w:sz w:val="20"/>
-                <w:szCs w:val="20"/>
-                <w:rtl/>
-              </w:rPr>
-              <w:t>النسخة القانونية</w:t>
-            </w:r>
-          </w:p>
-        </w:tc>
-        <w:tc>
-          <w:tcPr>
-            <w:tcW w:w="851" w:type="dxa"/>
-            <w:vAlign w:val="center"/>
-          </w:tcPr>
-          <w:p>
-            <w:pPr>
-              <w:pStyle w:val="Pieddepage"/>
-              <w:keepNext/>
-              <w:jc w:val="center"/>
-              <w:rPr>
-                <w:rFonts w:asciiTheme="majorBidi" w:hAnsiTheme="majorBidi" w:cstheme="majorBidi"/>
-                <w:sz w:val="20"/>
-                <w:szCs w:val="20"/>
-              </w:rPr>
-            </w:pPr>
-            <w:r>
-              <w:rPr>
-                <w:rFonts w:asciiTheme="majorBidi" w:hAnsiTheme="majorBidi" w:cstheme="majorBidi"/>
-                <w:sz w:val="20"/>
-                <w:szCs w:val="20"/>
-                <w:rtl/>
-              </w:rPr>
-              <w:t>النظائر</w:t>
-            </w:r>
-          </w:p>
-        </w:tc>
-        <w:tc>
-          <w:tcPr>
-            <w:tcW w:w="851" w:type="dxa"/>
-            <w:vAlign w:val="center"/>
-          </w:tcPr>
-          <w:p>
-            <w:pPr>
-              <w:pStyle w:val="Pieddepage"/>
-              <w:keepNext/>
-              <w:jc w:val="center"/>
-              <w:rPr>
-                <w:rFonts w:asciiTheme="majorBidi" w:hAnsiTheme="majorBidi" w:cstheme="majorBidi"/>
-                <w:sz w:val="20"/>
-                <w:szCs w:val="20"/>
-              </w:rPr>
-            </w:pPr>
-            <w:r>
-              <w:rPr>
-                <w:rFonts w:asciiTheme="majorBidi" w:hAnsiTheme="majorBidi" w:cstheme="majorBidi"/>
-                <w:sz w:val="20"/>
-                <w:szCs w:val="20"/>
-                <w:rtl/>
-              </w:rPr>
-              <w:t>أصل المحضر</w:t>
-            </w:r>
-          </w:p>
-        </w:tc>
-      </w:tr>
-      <w:tr>
-        <w:trPr>
-          <w:cantSplit/>
-          <w:jc w:val="center"/>
-        </w:trPr>
-        <w:tc>
-          <w:tcPr>
-            <w:tcW w:w="851" w:type="dxa"/>
-          </w:tcPr>
-          <w:p>
-            <w:pPr>
-              <w:pStyle w:val="Pieddepage"/>
-              <w:jc w:val="center"/>
-            </w:pPr>
-            <w:r>
-              <w:rPr>
-                <w:rFonts w:hint="cs"/>
-                <w:rtl/>
-              </w:rPr>
-              <w:t>{fee_total}</w:t>
-            </w:r>
-          </w:p>
-        </w:tc>
-        <w:tc>
-          <w:tcPr>
-            <w:tcW w:w="851" w:type="dxa"/>
-          </w:tcPr>
-          <w:p>
-            <w:pPr>
-              <w:pStyle w:val="Pieddepage"/>
-              <w:jc w:val="center"/>
-            </w:pPr>
-            <w:r>
-              <w:rPr>
-                <w:rFonts w:hint="cs"/>
-                <w:rtl/>
-              </w:rPr>
-              <w:t>{fee_post}</w:t>
-            </w:r>
-          </w:p>
-        </w:tc>
-        <w:tc>
-          <w:tcPr>
-            <w:tcW w:w="851" w:type="dxa"/>
-          </w:tcPr>
-          <w:p>
-            <w:pPr>
-              <w:pStyle w:val="Pieddepage"/>
-              <w:jc w:val="center"/>
-            </w:pPr>
-            <w:r>
-              <w:rPr>
-                <w:rFonts w:hint="cs"/>
-                <w:rtl/>
-              </w:rPr>
-              <w:t>{fee_stamp}</w:t>
-            </w:r>
-          </w:p>
-        </w:tc>
-        <w:tc>
-          <w:tcPr>
-            <w:tcW w:w="851" w:type="dxa"/>
-          </w:tcPr>
-          <w:p>
-            <w:pPr>
-              <w:pStyle w:val="Pieddepage"/>
-              <w:jc w:val="center"/>
-            </w:pPr>
-            <w:r>
-              <w:rPr>
-                <w:rFonts w:hint="cs"/>
-                <w:rtl/>
-              </w:rPr>
-              <w:t>{fee_registration}</w:t>
-            </w:r>
-          </w:p>
-        </w:tc>
-        <w:tc>
-          <w:tcPr>
-            <w:tcW w:w="851" w:type="dxa"/>
-          </w:tcPr>
-          <w:p>
-            <w:pPr>
-              <w:pStyle w:val="Pieddepage"/>
-              <w:jc w:val="center"/>
-            </w:pPr>
-            <w:r>
-              <w:rPr>
-                <w:rFonts w:hint="cs"/>
-                <w:rtl/>
-              </w:rPr>
-              <w:t>{fee_travel}</w:t>
-            </w:r>
-          </w:p>
-        </w:tc>
-        <w:tc>
-          <w:tcPr>
-            <w:tcW w:w="851" w:type="dxa"/>
-          </w:tcPr>
-          <w:p>
-            <w:pPr>
-              <w:pStyle w:val="Pieddepage"/>
-              <w:jc w:val="center"/>
-            </w:pPr>
-            <w:r>
-              <w:rPr>
-                <w:rFonts w:hint="cs"/>
-                <w:rtl/>
-              </w:rPr>
-              <w:t>{fee_aqm}</w:t>
-            </w:r>
-          </w:p>
-        </w:tc>
-        <w:tc>
-          <w:tcPr>
-            <w:tcW w:w="851" w:type="dxa"/>
-          </w:tcPr>
-          <w:p>
-            <w:pPr>
-              <w:pStyle w:val="Pieddepage"/>
-              <w:jc w:val="center"/>
-            </w:pPr>
-            <w:r>
-              <w:rPr>
-                <w:rFonts w:hint="cs"/>
-                <w:rtl/>
-              </w:rPr>
-              <w:t>{fee_copies}</w:t>
-            </w:r>
-          </w:p>
-        </w:tc>
-        <w:tc>
-          <w:tcPr>
-            <w:tcW w:w="851" w:type="dxa"/>
-          </w:tcPr>
-          <w:p>
-            <w:pPr>
-              <w:pStyle w:val="Pieddepage"/>
-              <w:jc w:val="center"/>
-            </w:pPr>
-            <w:r>
-              <w:rPr>
-                <w:rFonts w:hint="cs"/>
-                <w:rtl/>
-              </w:rPr>
-              <w:t>{fee_movement}</w:t>
-            </w:r>
-          </w:p>
-        </w:tc>
-        <w:tc>
-          <w:tcPr>
-            <w:tcW w:w="851" w:type="dxa"/>
-          </w:tcPr>
-          <w:p>
-            <w:pPr>
-              <w:pStyle w:val="Pieddepage"/>
-              <w:jc w:val="center"/>
-            </w:pPr>
-            <w:r>
-              <w:t>{fee_office_copy}</w:t>
-            </w:r>
-          </w:p>
-        </w:tc>
-        <w:tc>
-          <w:tcPr>
-            <w:tcW w:w="851" w:type="dxa"/>
-          </w:tcPr>
-          <w:p>
-            <w:pPr>
-              <w:pStyle w:val="Pieddepage"/>
-              <w:jc w:val="center"/>
-            </w:pPr>
-            <w:r>
-              <w:t>{fee_legal_copy}</w:t>
-            </w:r>
-          </w:p>
-        </w:tc>
-        <w:tc>
-          <w:tcPr>
-            <w:tcW w:w="851" w:type="dxa"/>
-          </w:tcPr>
-          <w:p>
-            <w:pPr>
-              <w:pStyle w:val="Pieddepage"/>
-              <w:jc w:val="center"/>
-            </w:pPr>
-            <w:r>
-              <w:rPr>
-                <w:rFonts w:hint="cs"/>
-                <w:rtl/>
-              </w:rPr>
-              <w:t>{fee_counterparts}</w:t>
-            </w:r>
-          </w:p>
-        </w:tc>
-        <w:tc>
-          <w:tcPr>
-            <w:tcW w:w="851" w:type="dxa"/>
-          </w:tcPr>
-          <w:p>
-            <w:pPr>
-              <w:pStyle w:val="Pieddepage"/>
-              <w:jc w:val="center"/>
-            </w:pPr>
-            <w:r>
-              <w:t>{fee_original}</w:t>
-            </w:r>
-          </w:p>
-        </w:tc>
-      </w:tr>
-    </w:tbl>
     <w:p>
       <w:r>
         <w:br w:type="page"/>
@@ -2341,6 +1778,555 @@
 
 <file path=word/footer1.xml><?xml version="1.0" encoding="utf-8"?>
 <w:ftr xmlns:wpc="http://schemas.microsoft.com/office/word/2010/wordprocessingCanvas" xmlns:cx="http://schemas.microsoft.com/office/drawing/2014/chartex" xmlns:cx1="http://schemas.microsoft.com/office/drawing/2015/9/8/chartex" xmlns:cx2="http://schemas.microsoft.com/office/drawing/2015/10/21/chartex" xmlns:cx3="http://schemas.microsoft.com/office/drawing/2016/5/9/chartex" xmlns:cx4="http://schemas.microsoft.com/office/drawing/2016/5/10/chartex" xmlns:cx5="http://schemas.microsoft.com/office/drawing/2016/5/11/chartex" xmlns:cx6="http://schemas.microsoft.com/office/drawing/2016/5/12/chartex" xmlns:cx7="http://schemas.microsoft.com/office/drawing/2016/5/13/chartex" xmlns:cx8="http://schemas.microsoft.com/office/drawing/2016/5/14/chartex" xmlns:mc="http://schemas.openxmlformats.org/markup-compatibility/2006" xmlns:aink="http://schemas.microsoft.com/office/drawing/2016/ink" xmlns:am3d="http://schemas.microsoft.com/office/drawing/2017/model3d" xmlns:o="urn:schemas-microsoft-com:office:office" xmlns:oel="http://schemas.microsoft.com/office/2019/extlst" xmlns:r="http://schemas.openxmlformats.org/officeDocument/2006/relationships" xmlns:m="http://schemas.openxmlformats.org/officeDocument/2006/math" xmlns:v="urn:schemas-microsoft-com:vml" xmlns:wp14="http://schemas.microsoft.com/office/word/2010/wordprocessingDrawing" xmlns:wp="http://schemas.openxmlformats.org/drawingml/2006/wordprocessingDrawing" xmlns:w10="urn:schemas-microsoft-com:office:word" xmlns:w="http://schemas.openxmlformats.org/wordprocessingml/2006/main" xmlns:w14="http://schemas.microsoft.com/office/word/2010/wordml" xmlns:w15="http://schemas.microsoft.com/office/word/2012/wordml" xmlns:w16cex="http://schemas.microsoft.com/office/word/2018/wordml/cex" xmlns:w16cid="http://schemas.microsoft.com/office/word/2016/wordml/cid" xmlns:w16="http://schemas.microsoft.com/office/word/2018/wordml" xmlns:w16du="http://schemas.microsoft.com/office/word/2023/wordml/word16du" xmlns:w16sdtdh="http://schemas.microsoft.com/office/word/2020/wordml/sdtdatahash" xmlns:w16sdtfl="http://schemas.microsoft.com/office/word/2024/wordml/sdtformatlock" xmlns:w16se="http://schemas.microsoft.com/office/word/2015/wordml/symex" xmlns:wpg="http://schemas.microsoft.com/office/word/2010/wordprocessingGroup" xmlns:wpi="http://schemas.microsoft.com/office/word/2010/wordprocessingInk" xmlns:wne="http://schemas.microsoft.com/office/word/2006/wordml" xmlns:wps="http://schemas.microsoft.com/office/word/2010/wordprocessingShape" mc:Ignorable="w14 w15 w16se w16cid w16 w16cex w16sdtdh w16sdtfl w16du wp14">
+  <w:tbl>
+    <w:tblPr>
+      <w:tblStyle w:val="Grilledutableau"/>
+      <w:tblW w:w="10212" w:type="dxa"/>
+      <w:jc w:val="center"/>
+      <w:tblLayout w:type="fixed"/>
+      <w:tblLook w:val="04A0" w:firstRow="1" w:lastRow="0" w:firstColumn="1" w:lastColumn="0" w:noHBand="0" w:noVBand="1"/>
+    </w:tblPr>
+    <w:tblGrid>
+      <w:gridCol w:w="851"/>
+      <w:gridCol w:w="851"/>
+      <w:gridCol w:w="851"/>
+      <w:gridCol w:w="851"/>
+      <w:gridCol w:w="851"/>
+      <w:gridCol w:w="851"/>
+      <w:gridCol w:w="851"/>
+      <w:gridCol w:w="851"/>
+      <w:gridCol w:w="851"/>
+      <w:gridCol w:w="851"/>
+      <w:gridCol w:w="851"/>
+      <w:gridCol w:w="851"/>
+    </w:tblGrid>
+    <w:tr>
+      <w:trPr>
+        <w:jc w:val="center"/>
+      </w:trPr>
+      <w:tc>
+        <w:tcPr>
+          <w:tcW w:w="851" w:type="dxa"/>
+          <w:vAlign w:val="center"/>
+        </w:tcPr>
+        <w:p>
+          <w:pPr>
+            <w:pStyle w:val="Pieddepage"/>
+            <w:jc w:val="center"/>
+            <w:rPr>
+              <w:rFonts w:asciiTheme="majorBidi" w:hAnsiTheme="majorBidi" w:cstheme="majorBidi"/>
+              <w:sz w:val="20"/>
+              <w:szCs w:val="20"/>
+            </w:rPr>
+          </w:pPr>
+          <w:r>
+            <w:rPr>
+              <w:rFonts w:asciiTheme="majorBidi" w:hAnsiTheme="majorBidi" w:cstheme="majorBidi"/>
+              <w:sz w:val="20"/>
+              <w:szCs w:val="20"/>
+              <w:rtl/>
+            </w:rPr>
+            <w:t>المجموع</w:t>
+          </w:r>
+        </w:p>
+      </w:tc>
+      <w:tc>
+        <w:tcPr>
+          <w:tcW w:w="851" w:type="dxa"/>
+          <w:vAlign w:val="center"/>
+        </w:tcPr>
+        <w:p>
+          <w:pPr>
+            <w:pStyle w:val="Pieddepage"/>
+            <w:jc w:val="center"/>
+            <w:rPr>
+              <w:rFonts w:asciiTheme="majorBidi" w:hAnsiTheme="majorBidi" w:cstheme="majorBidi"/>
+              <w:sz w:val="20"/>
+              <w:szCs w:val="20"/>
+            </w:rPr>
+          </w:pPr>
+          <w:r>
+            <w:rPr>
+              <w:rFonts w:asciiTheme="majorBidi" w:hAnsiTheme="majorBidi" w:cstheme="majorBidi"/>
+              <w:sz w:val="20"/>
+              <w:szCs w:val="20"/>
+              <w:rtl/>
+            </w:rPr>
+            <w:t>البريد</w:t>
+          </w:r>
+        </w:p>
+      </w:tc>
+      <w:tc>
+        <w:tcPr>
+          <w:tcW w:w="851" w:type="dxa"/>
+          <w:vAlign w:val="center"/>
+        </w:tcPr>
+        <w:p>
+          <w:pPr>
+            <w:pStyle w:val="Pieddepage"/>
+            <w:jc w:val="center"/>
+            <w:rPr>
+              <w:rFonts w:asciiTheme="majorBidi" w:hAnsiTheme="majorBidi" w:cstheme="majorBidi"/>
+              <w:sz w:val="20"/>
+              <w:szCs w:val="20"/>
+            </w:rPr>
+          </w:pPr>
+          <w:r>
+            <w:rPr>
+              <w:rFonts w:asciiTheme="majorBidi" w:hAnsiTheme="majorBidi" w:cstheme="majorBidi"/>
+              <w:sz w:val="20"/>
+              <w:szCs w:val="20"/>
+              <w:rtl/>
+            </w:rPr>
+            <w:t>الترسيم</w:t>
+          </w:r>
+        </w:p>
+      </w:tc>
+      <w:tc>
+        <w:tcPr>
+          <w:tcW w:w="851" w:type="dxa"/>
+          <w:vAlign w:val="center"/>
+        </w:tcPr>
+        <w:p>
+          <w:pPr>
+            <w:pStyle w:val="Pieddepage"/>
+            <w:jc w:val="center"/>
+            <w:rPr>
+              <w:rFonts w:asciiTheme="majorBidi" w:hAnsiTheme="majorBidi" w:cstheme="majorBidi"/>
+              <w:sz w:val="20"/>
+              <w:szCs w:val="20"/>
+            </w:rPr>
+          </w:pPr>
+          <w:r>
+            <w:rPr>
+              <w:rFonts w:asciiTheme="majorBidi" w:hAnsiTheme="majorBidi" w:cstheme="majorBidi"/>
+              <w:sz w:val="20"/>
+              <w:szCs w:val="20"/>
+              <w:rtl/>
+            </w:rPr>
+            <w:t>التسجيل</w:t>
+          </w:r>
+        </w:p>
+      </w:tc>
+      <w:tc>
+        <w:tcPr>
+          <w:tcW w:w="851" w:type="dxa"/>
+          <w:vAlign w:val="center"/>
+        </w:tcPr>
+        <w:p>
+          <w:pPr>
+            <w:pStyle w:val="Pieddepage"/>
+            <w:jc w:val="center"/>
+            <w:rPr>
+              <w:rFonts w:asciiTheme="majorBidi" w:hAnsiTheme="majorBidi" w:cstheme="majorBidi"/>
+              <w:sz w:val="20"/>
+              <w:szCs w:val="20"/>
+            </w:rPr>
+          </w:pPr>
+          <w:r>
+            <w:rPr>
+              <w:rFonts w:asciiTheme="majorBidi" w:hAnsiTheme="majorBidi" w:cstheme="majorBidi"/>
+              <w:sz w:val="20"/>
+              <w:szCs w:val="20"/>
+              <w:rtl/>
+            </w:rPr>
+            <w:t>التنقل</w:t>
+          </w:r>
+        </w:p>
+      </w:tc>
+      <w:tc>
+        <w:tcPr>
+          <w:tcW w:w="851" w:type="dxa"/>
+          <w:vAlign w:val="center"/>
+        </w:tcPr>
+        <w:p>
+          <w:pPr>
+            <w:pStyle w:val="Pieddepage"/>
+            <w:jc w:val="center"/>
+            <w:rPr>
+              <w:rFonts w:asciiTheme="majorBidi" w:hAnsiTheme="majorBidi" w:cstheme="majorBidi"/>
+              <w:sz w:val="20"/>
+              <w:szCs w:val="20"/>
+            </w:rPr>
+          </w:pPr>
+          <w:r>
+            <w:rPr>
+              <w:rFonts w:asciiTheme="majorBidi" w:hAnsiTheme="majorBidi" w:cstheme="majorBidi"/>
+              <w:sz w:val="20"/>
+              <w:szCs w:val="20"/>
+              <w:rtl/>
+            </w:rPr>
+            <w:t>أ ق م</w:t>
+          </w:r>
+        </w:p>
+      </w:tc>
+      <w:tc>
+        <w:tcPr>
+          <w:tcW w:w="851" w:type="dxa"/>
+          <w:vAlign w:val="center"/>
+        </w:tcPr>
+        <w:p>
+          <w:pPr>
+            <w:pStyle w:val="Pieddepage"/>
+            <w:jc w:val="center"/>
+            <w:rPr>
+              <w:rFonts w:asciiTheme="majorBidi" w:hAnsiTheme="majorBidi" w:cstheme="majorBidi"/>
+              <w:sz w:val="20"/>
+              <w:szCs w:val="20"/>
+            </w:rPr>
+          </w:pPr>
+          <w:r>
+            <w:rPr>
+              <w:rFonts w:asciiTheme="majorBidi" w:hAnsiTheme="majorBidi" w:cstheme="majorBidi"/>
+              <w:sz w:val="20"/>
+              <w:szCs w:val="20"/>
+              <w:rtl/>
+            </w:rPr>
+            <w:t>نسخ الأوراق</w:t>
+          </w:r>
+        </w:p>
+      </w:tc>
+      <w:tc>
+        <w:tcPr>
+          <w:tcW w:w="851" w:type="dxa"/>
+          <w:vAlign w:val="center"/>
+        </w:tcPr>
+        <w:p>
+          <w:pPr>
+            <w:pStyle w:val="Pieddepage"/>
+            <w:jc w:val="center"/>
+            <w:rPr>
+              <w:rFonts w:asciiTheme="majorBidi" w:hAnsiTheme="majorBidi" w:cstheme="majorBidi"/>
+              <w:sz w:val="20"/>
+              <w:szCs w:val="20"/>
+            </w:rPr>
+          </w:pPr>
+          <w:r>
+            <w:rPr>
+              <w:rFonts w:asciiTheme="majorBidi" w:hAnsiTheme="majorBidi" w:cstheme="majorBidi"/>
+              <w:sz w:val="20"/>
+              <w:szCs w:val="20"/>
+              <w:rtl/>
+            </w:rPr>
+            <w:t>التوجه</w:t>
+          </w:r>
+        </w:p>
+      </w:tc>
+      <w:tc>
+        <w:tcPr>
+          <w:tcW w:w="851" w:type="dxa"/>
+          <w:vAlign w:val="center"/>
+        </w:tcPr>
+        <w:p>
+          <w:pPr>
+            <w:pStyle w:val="Pieddepage"/>
+            <w:jc w:val="center"/>
+            <w:rPr>
+              <w:rFonts w:asciiTheme="majorBidi" w:hAnsiTheme="majorBidi" w:cstheme="majorBidi"/>
+              <w:sz w:val="20"/>
+              <w:szCs w:val="20"/>
+            </w:rPr>
+          </w:pPr>
+          <w:r>
+            <w:rPr>
+              <w:rFonts w:asciiTheme="majorBidi" w:hAnsiTheme="majorBidi" w:cstheme="majorBidi"/>
+              <w:sz w:val="20"/>
+              <w:szCs w:val="20"/>
+              <w:rtl/>
+            </w:rPr>
+            <w:t>النسخة المكتبية</w:t>
+          </w:r>
+        </w:p>
+      </w:tc>
+      <w:tc>
+        <w:tcPr>
+          <w:tcW w:w="851" w:type="dxa"/>
+        </w:tcPr>
+        <w:p>
+          <w:pPr>
+            <w:pStyle w:val="Pieddepage"/>
+            <w:jc w:val="center"/>
+            <w:rPr>
+              <w:rFonts w:asciiTheme="majorBidi" w:hAnsiTheme="majorBidi" w:cstheme="majorBidi"/>
+              <w:sz w:val="20"/>
+              <w:szCs w:val="20"/>
+              <w:rtl/>
+            </w:rPr>
+          </w:pPr>
+          <w:r>
+            <w:rPr>
+              <w:rFonts w:asciiTheme="majorBidi" w:hAnsiTheme="majorBidi" w:cstheme="majorBidi" w:hint="cs"/>
+              <w:sz w:val="20"/>
+              <w:szCs w:val="20"/>
+              <w:rtl/>
+            </w:rPr>
+            <w:t>النسخة القانونية</w:t>
+          </w:r>
+        </w:p>
+      </w:tc>
+      <w:tc>
+        <w:tcPr>
+          <w:tcW w:w="851" w:type="dxa"/>
+          <w:vAlign w:val="center"/>
+        </w:tcPr>
+        <w:p>
+          <w:pPr>
+            <w:pStyle w:val="Pieddepage"/>
+            <w:jc w:val="center"/>
+            <w:rPr>
+              <w:rFonts w:asciiTheme="majorBidi" w:hAnsiTheme="majorBidi" w:cstheme="majorBidi"/>
+              <w:sz w:val="20"/>
+              <w:szCs w:val="20"/>
+            </w:rPr>
+          </w:pPr>
+          <w:r>
+            <w:rPr>
+              <w:rFonts w:asciiTheme="majorBidi" w:hAnsiTheme="majorBidi" w:cstheme="majorBidi"/>
+              <w:sz w:val="20"/>
+              <w:szCs w:val="20"/>
+              <w:rtl/>
+            </w:rPr>
+            <w:t>النظائر</w:t>
+          </w:r>
+        </w:p>
+      </w:tc>
+      <w:tc>
+        <w:tcPr>
+          <w:tcW w:w="851" w:type="dxa"/>
+          <w:vAlign w:val="center"/>
+        </w:tcPr>
+        <w:p>
+          <w:pPr>
+            <w:pStyle w:val="Pieddepage"/>
+            <w:jc w:val="center"/>
+            <w:rPr>
+              <w:rFonts w:asciiTheme="majorBidi" w:hAnsiTheme="majorBidi" w:cstheme="majorBidi"/>
+              <w:sz w:val="20"/>
+              <w:szCs w:val="20"/>
+            </w:rPr>
+          </w:pPr>
+          <w:r>
+            <w:rPr>
+              <w:rFonts w:asciiTheme="majorBidi" w:hAnsiTheme="majorBidi" w:cstheme="majorBidi"/>
+              <w:sz w:val="20"/>
+              <w:szCs w:val="20"/>
+              <w:rtl/>
+            </w:rPr>
+            <w:t>أصل المحضر</w:t>
+          </w:r>
+        </w:p>
+      </w:tc>
+    </w:tr>
+    <w:tr>
+      <w:trPr>
+        <w:jc w:val="center"/>
+      </w:trPr>
+      <w:tc>
+        <w:tcPr>
+          <w:tcW w:w="851" w:type="dxa"/>
+        </w:tcPr>
+        <w:p>
+          <w:pPr>
+            <w:pStyle w:val="Pieddepage"/>
+            <w:jc w:val="center"/>
+          </w:pPr>
+          <w:r>
+            <w:rPr>
+              <w:rFonts w:hint="cs"/>
+              <w:rtl/>
+            </w:rPr>
+            <w:t>{fee_total}</w:t>
+          </w:r>
+        </w:p>
+      </w:tc>
+      <w:tc>
+        <w:tcPr>
+          <w:tcW w:w="851" w:type="dxa"/>
+        </w:tcPr>
+        <w:p>
+          <w:pPr>
+            <w:pStyle w:val="Pieddepage"/>
+            <w:jc w:val="center"/>
+          </w:pPr>
+          <w:r>
+            <w:rPr>
+              <w:rFonts w:hint="cs"/>
+              <w:rtl/>
+            </w:rPr>
+            <w:t>{fee_post}</w:t>
+          </w:r>
+        </w:p>
+      </w:tc>
+      <w:tc>
+        <w:tcPr>
+          <w:tcW w:w="851" w:type="dxa"/>
+        </w:tcPr>
+        <w:p>
+          <w:pPr>
+            <w:pStyle w:val="Pieddepage"/>
+            <w:jc w:val="center"/>
+          </w:pPr>
+          <w:r>
+            <w:rPr>
+              <w:rFonts w:hint="cs"/>
+              <w:rtl/>
+            </w:rPr>
+            <w:t>{fee_stamp}</w:t>
+          </w:r>
+        </w:p>
+      </w:tc>
+      <w:tc>
+        <w:tcPr>
+          <w:tcW w:w="851" w:type="dxa"/>
+        </w:tcPr>
+        <w:p>
+          <w:pPr>
+            <w:pStyle w:val="Pieddepage"/>
+            <w:jc w:val="center"/>
+          </w:pPr>
+          <w:r>
+            <w:rPr>
+              <w:rFonts w:hint="cs"/>
+              <w:rtl/>
+            </w:rPr>
+            <w:t>{fee_registration}</w:t>
+          </w:r>
+        </w:p>
+      </w:tc>
+      <w:tc>
+        <w:tcPr>
+          <w:tcW w:w="851" w:type="dxa"/>
+        </w:tcPr>
+        <w:p>
+          <w:pPr>
+            <w:pStyle w:val="Pieddepage"/>
+            <w:jc w:val="center"/>
+          </w:pPr>
+          <w:r>
+            <w:rPr>
+              <w:rFonts w:hint="cs"/>
+              <w:rtl/>
+            </w:rPr>
+            <w:t>{fee_travel}</w:t>
+          </w:r>
+        </w:p>
+      </w:tc>
+      <w:tc>
+        <w:tcPr>
+          <w:tcW w:w="851" w:type="dxa"/>
+        </w:tcPr>
+        <w:p>
+          <w:pPr>
+            <w:pStyle w:val="Pieddepage"/>
+            <w:jc w:val="center"/>
+          </w:pPr>
+          <w:r>
+            <w:rPr>
+              <w:rFonts w:hint="cs"/>
+              <w:rtl/>
+            </w:rPr>
+            <w:t>{fee_aqm}</w:t>
+          </w:r>
+        </w:p>
+      </w:tc>
+      <w:tc>
+        <w:tcPr>
+          <w:tcW w:w="851" w:type="dxa"/>
+        </w:tcPr>
+        <w:p>
+          <w:pPr>
+            <w:pStyle w:val="Pieddepage"/>
+            <w:jc w:val="center"/>
+          </w:pPr>
+          <w:r>
+            <w:rPr>
+              <w:rFonts w:hint="cs"/>
+              <w:rtl/>
+            </w:rPr>
+            <w:t>{fee_copies}</w:t>
+          </w:r>
+        </w:p>
+      </w:tc>
+      <w:tc>
+        <w:tcPr>
+          <w:tcW w:w="851" w:type="dxa"/>
+        </w:tcPr>
+        <w:p>
+          <w:pPr>
+            <w:pStyle w:val="Pieddepage"/>
+            <w:jc w:val="center"/>
+          </w:pPr>
+          <w:r>
+            <w:rPr>
+              <w:rFonts w:hint="cs"/>
+              <w:rtl/>
+            </w:rPr>
+            <w:t>{fee_movement}</w:t>
+          </w:r>
+        </w:p>
+      </w:tc>
+      <w:tc>
+        <w:tcPr>
+          <w:tcW w:w="851" w:type="dxa"/>
+        </w:tcPr>
+        <w:p>
+          <w:pPr>
+            <w:pStyle w:val="Pieddepage"/>
+            <w:jc w:val="center"/>
+          </w:pPr>
+          <w:r>
+            <w:t>{fee_office_copy}</w:t>
+          </w:r>
+        </w:p>
+      </w:tc>
+      <w:tc>
+        <w:tcPr>
+          <w:tcW w:w="851" w:type="dxa"/>
+        </w:tcPr>
+        <w:p>
+          <w:pPr>
+            <w:pStyle w:val="Pieddepage"/>
+            <w:jc w:val="center"/>
+          </w:pPr>
+          <w:r>
+            <w:t>{fee_legal_copy}</w:t>
+          </w:r>
+        </w:p>
+      </w:tc>
+      <w:tc>
+        <w:tcPr>
+          <w:tcW w:w="851" w:type="dxa"/>
+        </w:tcPr>
+        <w:p>
+          <w:pPr>
+            <w:pStyle w:val="Pieddepage"/>
+            <w:jc w:val="center"/>
+          </w:pPr>
+          <w:r>
+            <w:rPr>
+              <w:rFonts w:hint="cs"/>
+              <w:rtl/>
+            </w:rPr>
+            <w:t>{fee_counterparts}</w:t>
+          </w:r>
+        </w:p>
+      </w:tc>
+      <w:tc>
+        <w:tcPr>
+          <w:tcW w:w="851" w:type="dxa"/>
+        </w:tcPr>
+        <w:p>
+          <w:pPr>
+            <w:pStyle w:val="Pieddepage"/>
+            <w:jc w:val="center"/>
+          </w:pPr>
+          <w:r>
+            <w:t>{fee_original}</w:t>
+          </w:r>
+        </w:p>
+      </w:tc>
+    </w:tr>
+  </w:tbl>
   <w:p>
     <w:pPr>
       <w:pStyle w:val="Pieddepage"/>

--- a/server/assets/template_cnss.docx
+++ b/server/assets/template_cnss.docx
@@ -487,97 +487,7 @@
           <w:rtl/>
           <w:lang w:bidi="ar-TN"/>
         </w:rPr>
-        <w:t xml:space="preserve">.......من </w:t>
-      </w:r>
-      <w:r>
-        <w:rPr>
-          <w:rFonts w:asciiTheme="majorBidi" w:hAnsiTheme="majorBidi" w:cstheme="majorBidi"/>
-          <w:sz w:val="24"/>
-          <w:szCs w:val="24"/>
-          <w:rtl/>
-          <w:lang w:bidi="ar-TN"/>
-        </w:rPr>
-        <w:t>سن</w:t>
-      </w:r>
-      <w:r>
-        <w:rPr>
-          <w:rFonts w:asciiTheme="majorBidi" w:hAnsiTheme="majorBidi" w:cstheme="majorBidi" w:hint="cs"/>
-          <w:sz w:val="24"/>
-          <w:szCs w:val="24"/>
-          <w:rtl/>
-          <w:lang w:bidi="ar-TN"/>
-        </w:rPr>
-        <w:t>ة</w:t>
-      </w:r>
-      <w:r>
-        <w:rPr>
-          <w:rFonts w:asciiTheme="majorBidi" w:hAnsiTheme="majorBidi" w:cstheme="majorBidi" w:hint="cs"/>
-          <w:sz w:val="24"/>
-          <w:szCs w:val="24"/>
-          <w:rtl/>
-          <w:lang w:bidi="ar-TN"/>
-        </w:rPr>
-        <w:t xml:space="preserve"> ستة</w:t>
-      </w:r>
-      <w:r>
-        <w:rPr>
-          <w:rFonts w:asciiTheme="majorBidi" w:hAnsiTheme="majorBidi" w:cstheme="majorBidi" w:hint="cs"/>
-          <w:sz w:val="24"/>
-          <w:szCs w:val="24"/>
-          <w:rtl/>
-          <w:lang w:bidi="ar-TN"/>
-        </w:rPr>
-        <w:t xml:space="preserve"> وعشرين</w:t>
-      </w:r>
-      <w:r>
-        <w:rPr>
-          <w:rFonts w:asciiTheme="majorBidi" w:hAnsiTheme="majorBidi" w:cstheme="majorBidi"/>
-          <w:sz w:val="24"/>
-          <w:szCs w:val="24"/>
-          <w:rtl/>
-          <w:lang w:bidi="ar-TN"/>
-        </w:rPr>
-        <w:t xml:space="preserve"> وألفين</w:t>
-      </w:r>
-      <w:r>
-        <w:rPr>
-          <w:rFonts w:asciiTheme="majorBidi" w:hAnsiTheme="majorBidi" w:cstheme="majorBidi" w:hint="cs"/>
-          <w:sz w:val="24"/>
-          <w:szCs w:val="24"/>
-          <w:rtl/>
-          <w:lang w:bidi="ar-TN"/>
-        </w:rPr>
-        <w:t xml:space="preserve"> </w:t>
-      </w:r>
-      <w:r>
-        <w:rPr>
-          <w:rFonts w:asciiTheme="majorBidi" w:hAnsiTheme="majorBidi" w:cstheme="majorBidi"/>
-          <w:sz w:val="24"/>
-          <w:szCs w:val="24"/>
-          <w:rtl/>
-          <w:lang w:bidi="ar-TN"/>
-        </w:rPr>
-        <w:t>على</w:t>
-      </w:r>
-      <w:r>
-        <w:rPr>
-          <w:rFonts w:asciiTheme="majorBidi" w:hAnsiTheme="majorBidi" w:cstheme="majorBidi" w:hint="cs"/>
-          <w:sz w:val="24"/>
-          <w:szCs w:val="24"/>
-          <w:rtl/>
-          <w:lang w:bidi="ar-TN"/>
-        </w:rPr>
-        <w:t xml:space="preserve"> ال</w:t>
-      </w:r>
-      <w:r>
-        <w:rPr>
-          <w:rFonts w:asciiTheme="majorBidi" w:hAnsiTheme="majorBidi" w:cstheme="majorBidi"/>
-          <w:sz w:val="24"/>
-          <w:szCs w:val="24"/>
-          <w:rtl/>
-          <w:lang w:bidi="ar-TN"/>
-        </w:rPr>
-        <w:t>ساعة</w:t>
+        <w:t xml:space="preserve">.......من سنة {year_words} على الساعة</w:t>
       </w:r>
       <w:r>
         <w:rPr>
@@ -694,7 +604,7 @@
           <w:rtl/>
           <w:lang w:bidi="ar-TN"/>
         </w:rPr>
-        <w:t xml:space="preserve"> وبسعي من رئيسه مديره العام والكائن مقره بشارع الطيب المهيري بتونس بواسطة مكتبه الجهوي بسوسة الكائن بشارع الجمهورية بسوسة.</w:t>
+        <w:t xml:space="preserve"> وبسعي من رئيسه مديره العام والكائن مقره بشارع الطيب المهيري بتونس بواسطة مكتبه الجهوي {cnss_bureau}.</w:t>
       </w:r>
     </w:p>
     <w:p>
@@ -723,7 +633,7 @@
           <w:rtl/>
           <w:lang w:bidi="ar-TN"/>
         </w:rPr>
-        <w:t>نحن الأستاذ مراد القعودي العدل المنفذ</w:t>
+        <w:t xml:space="preserve">نحن الأستاذ {office_name} العدل المنفذ</w:t>
       </w:r>
     </w:p>
     <w:p>
@@ -752,43 +662,7 @@
           <w:rtl/>
           <w:lang w:bidi="ar-TN"/>
         </w:rPr>
-        <w:t xml:space="preserve">بالدائرة القضائية </w:t>
-      </w:r>
-      <w:r>
-        <w:rPr>
-          <w:rFonts w:cs="Andalus" w:hint="cs"/>
-          <w:b/>
-          <w:bCs/>
-          <w:sz w:val="24"/>
-          <w:szCs w:val="24"/>
-          <w:rtl/>
-          <w:lang w:bidi="ar-TN"/>
-        </w:rPr>
-        <w:t xml:space="preserve">لمحكمة </w:t>
-      </w:r>
-      <w:r>
-        <w:rPr>
-          <w:rFonts w:cs="Andalus" w:hint="cs"/>
-          <w:b/>
-          <w:bCs/>
-          <w:sz w:val="24"/>
-          <w:szCs w:val="24"/>
-          <w:rtl/>
-          <w:lang w:bidi="ar-TN"/>
-        </w:rPr>
-        <w:t>الإستئناف</w:t>
-      </w:r>
-      <w:r>
-        <w:rPr>
-          <w:rFonts w:cs="Andalus" w:hint="cs"/>
-          <w:b/>
-          <w:bCs/>
-          <w:sz w:val="24"/>
-          <w:szCs w:val="24"/>
-          <w:rtl/>
-          <w:lang w:bidi="ar-TN"/>
-        </w:rPr>
-        <w:t xml:space="preserve"> بسوسة</w:t>
+        <w:t xml:space="preserve">بالدائرة القضائية {office_jurisdiction}</w:t>
       </w:r>
     </w:p>
     <w:p>
@@ -817,79 +691,7 @@
           <w:rtl/>
           <w:lang w:bidi="ar-TN"/>
         </w:rPr>
-        <w:t xml:space="preserve">عنواني عمارة </w:t>
-      </w:r>
-      <w:r>
-        <w:rPr>
-          <w:rFonts w:cs="Andalus" w:hint="cs"/>
-          <w:b/>
-          <w:bCs/>
-          <w:sz w:val="24"/>
-          <w:szCs w:val="24"/>
-          <w:rtl/>
-          <w:lang w:bidi="ar-TN"/>
-        </w:rPr>
-        <w:t>قلولو</w:t>
-      </w:r>
-      <w:r>
-        <w:rPr>
-          <w:rFonts w:cs="Andalus" w:hint="cs"/>
-          <w:b/>
-          <w:bCs/>
-          <w:sz w:val="24"/>
-          <w:szCs w:val="24"/>
-          <w:rtl/>
-          <w:lang w:bidi="ar-TN"/>
-        </w:rPr>
-        <w:t xml:space="preserve"> ، مكتب </w:t>
-      </w:r>
-      <w:r>
-        <w:rPr>
-          <w:rFonts w:cs="Andalus" w:hint="cs"/>
-          <w:b/>
-          <w:bCs/>
-          <w:sz w:val="24"/>
-          <w:szCs w:val="24"/>
-          <w:rtl/>
-          <w:lang w:bidi="ar-TN"/>
-        </w:rPr>
-        <w:t>أ 23</w:t>
-      </w:r>
-      <w:r>
-        <w:rPr>
-          <w:rFonts w:cs="Andalus" w:hint="cs"/>
-          <w:b/>
-          <w:bCs/>
-          <w:sz w:val="24"/>
-          <w:szCs w:val="24"/>
-          <w:rtl/>
-          <w:lang w:bidi="ar-TN"/>
-        </w:rPr>
-        <w:t xml:space="preserve"> ، شارع </w:t>
-      </w:r>
-      <w:r>
-        <w:rPr>
-          <w:rFonts w:cs="Andalus" w:hint="cs"/>
-          <w:b/>
-          <w:bCs/>
-          <w:sz w:val="24"/>
-          <w:szCs w:val="24"/>
-          <w:rtl/>
-          <w:lang w:bidi="ar-TN"/>
-        </w:rPr>
-        <w:t>محمد معروف</w:t>
-      </w:r>
-      <w:r>
-        <w:rPr>
-          <w:rFonts w:cs="Andalus" w:hint="cs"/>
-          <w:b/>
-          <w:bCs/>
-          <w:sz w:val="24"/>
-          <w:szCs w:val="24"/>
-          <w:rtl/>
-          <w:lang w:bidi="ar-TN"/>
-        </w:rPr>
-        <w:t xml:space="preserve"> بسوسة والممضي أسفله</w:t>
+        <w:t xml:space="preserve">عنواني {office_address} والممضي أسفله</w:t>
       </w:r>
     </w:p>
     <w:p>
@@ -1112,7 +914,7 @@
           <w:rtl/>
           <w:lang w:bidi="ar-TN"/>
         </w:rPr>
-        <w:t>التي قررها وصيرها نافذة المفعول عن الوالي وبتفويض منه المدير الجهوي للشؤون الإجتماعية بسوسة كالتالي :</w:t>
+        <w:t xml:space="preserve">التي قررها وصيرها نافذة المفعول عن الوالي وبتفويض منه المدير الجهوي للشؤون الإجتماعية {cnss_region} كالتالي :</w:t>
       </w:r>
     </w:p>
     <w:tbl>
@@ -2478,43 +2280,7 @@
               <w:rtl/>
               <w:lang w:bidi="ar-TN"/>
             </w:rPr>
-            <w:t>مراد القع</w:t>
-          </w:r>
-          <w:r>
-            <w:rPr>
-              <w:rFonts w:asciiTheme="majorBidi" w:hAnsiTheme="majorBidi" w:cs="Diwani Letter" w:hint="cs"/>
-              <w:b/>
-              <w:bCs/>
-              <w:sz w:val="40"/>
-              <w:szCs w:val="40"/>
-              <w:rtl/>
-              <w:lang w:bidi="ar-TN"/>
-            </w:rPr>
-            <w:t>ـ</w:t>
-          </w:r>
-          <w:r>
-            <w:rPr>
-              <w:rFonts w:asciiTheme="majorBidi" w:hAnsiTheme="majorBidi" w:cs="Diwani Letter" w:hint="cs"/>
-              <w:b/>
-              <w:bCs/>
-              <w:sz w:val="40"/>
-              <w:szCs w:val="40"/>
-              <w:rtl/>
-              <w:lang w:bidi="ar-TN"/>
-            </w:rPr>
-            <w:t>ـ</w:t>
-          </w:r>
-          <w:r>
-            <w:rPr>
-              <w:rFonts w:asciiTheme="majorBidi" w:hAnsiTheme="majorBidi" w:cs="Diwani Letter"/>
-              <w:b/>
-              <w:bCs/>
-              <w:sz w:val="40"/>
-              <w:szCs w:val="40"/>
-              <w:rtl/>
-              <w:lang w:bidi="ar-TN"/>
-            </w:rPr>
-            <w:t>ودي</w:t>
+            <w:t xml:space="preserve">{office_name}</w:t>
           </w:r>
         </w:p>
         <w:p>
@@ -2606,7 +2372,7 @@
               <w:rtl/>
               <w:lang w:bidi="ar-TN"/>
             </w:rPr>
-            <w:t xml:space="preserve"> بسوسة</w:t>
+            <w:t xml:space="preserve"> ب{office_city}</w:t>
           </w:r>
         </w:p>
         <w:p>
@@ -2629,57 +2395,7 @@
               <w:rtl/>
               <w:lang w:bidi="ar-TN"/>
             </w:rPr>
-            <w:t>عمارة قلولو</w:t>
-          </w:r>
-          <w:r>
-            <w:rPr>
-              <w:rFonts w:asciiTheme="majorBidi" w:hAnsiTheme="majorBidi" w:cstheme="majorBidi"/>
-              <w:sz w:val="20"/>
-              <w:szCs w:val="20"/>
-              <w:rtl/>
-              <w:lang w:bidi="ar-TN"/>
-            </w:rPr>
-            <w:t>–</w:t>
-          </w:r>
-          <w:r>
-            <w:rPr>
-              <w:rFonts w:asciiTheme="majorBidi" w:hAnsiTheme="majorBidi" w:cstheme="majorBidi" w:hint="cs"/>
-              <w:sz w:val="20"/>
-              <w:szCs w:val="20"/>
-              <w:rtl/>
-              <w:lang w:bidi="ar-TN"/>
-            </w:rPr>
-            <w:t xml:space="preserve"> مكتب </w:t>
-          </w:r>
-          <w:r>
-            <w:rPr>
-              <w:rFonts w:asciiTheme="majorBidi" w:hAnsiTheme="majorBidi" w:cstheme="majorBidi" w:hint="cs"/>
-              <w:sz w:val="20"/>
-              <w:szCs w:val="20"/>
-              <w:rtl/>
-              <w:lang w:bidi="ar-TN"/>
-            </w:rPr>
-            <w:t xml:space="preserve">23 - شارع محمد معروف </w:t>
-          </w:r>
-          <w:r>
-            <w:rPr>
-              <w:rFonts w:asciiTheme="majorBidi" w:hAnsiTheme="majorBidi" w:cstheme="majorBidi"/>
-              <w:sz w:val="20"/>
-              <w:szCs w:val="20"/>
-              <w:rtl/>
-              <w:lang w:bidi="ar-TN"/>
-            </w:rPr>
-            <w:t>–</w:t>
-          </w:r>
-          <w:r>
-            <w:rPr>
-              <w:rFonts w:asciiTheme="majorBidi" w:hAnsiTheme="majorBidi" w:cstheme="majorBidi" w:hint="cs"/>
-              <w:sz w:val="20"/>
-              <w:szCs w:val="20"/>
-              <w:rtl/>
-              <w:lang w:bidi="ar-TN"/>
-            </w:rPr>
-            <w:t xml:space="preserve"> سوسة</w:t>
+            <w:t xml:space="preserve">{office_address}</w:t>
           </w:r>
         </w:p>
         <w:p>
@@ -2702,27 +2418,7 @@
               <w:rtl/>
               <w:lang w:bidi="ar-TN"/>
             </w:rPr>
-            <w:t xml:space="preserve">الهاتف : 73226226 </w:t>
-          </w:r>
-          <w:r>
-            <w:rPr>
-              <w:rFonts w:asciiTheme="majorBidi" w:hAnsiTheme="majorBidi" w:cstheme="majorBidi"/>
-              <w:sz w:val="20"/>
-              <w:szCs w:val="20"/>
-              <w:rtl/>
-              <w:lang w:bidi="ar-TN"/>
-            </w:rPr>
-            <w:t>–</w:t>
-          </w:r>
-          <w:r>
-            <w:rPr>
-              <w:rFonts w:asciiTheme="majorBidi" w:hAnsiTheme="majorBidi" w:cstheme="majorBidi" w:hint="cs"/>
-              <w:sz w:val="20"/>
-              <w:szCs w:val="20"/>
-              <w:rtl/>
-              <w:lang w:bidi="ar-TN"/>
-            </w:rPr>
-            <w:t xml:space="preserve"> الفاكس : 73226300</w:t>
+            <w:t xml:space="preserve">الهاتف : {office_phone} – الفاكس : {office_fax}</w:t>
           </w:r>
         </w:p>
         <w:p>
@@ -2751,7 +2447,7 @@
               <w:szCs w:val="20"/>
               <w:lang w:bidi="ar-TN"/>
             </w:rPr>
-            <w:t>1301683X/A/P/000</w:t>
+            <w:t xml:space="preserve">{office_tax_id}</w:t>
           </w:r>
         </w:p>
       </w:tc>
